--- a/docs/assets/bestanden/Productspecificatie Areaaldata 5.0.docx
+++ b/docs/assets/bestanden/Productspecificatie Areaaldata 5.0.docx
@@ -422,7 +422,6 @@
           <w:lang w:val="en-US"/>
         </w:rPr>
       </w:pPr>
-      <w:proofErr w:type="spellStart"/>
       <w:r>
         <w:rPr>
           <w:b/>
@@ -435,7 +434,6 @@
         <w:lastRenderedPageBreak/>
         <w:t>Inhoudsopgave</w:t>
       </w:r>
-      <w:proofErr w:type="spellEnd"/>
     </w:p>
     <w:p>
       <w:pPr>
@@ -4218,10 +4216,7 @@
         <w:t xml:space="preserve"> </w:t>
       </w:r>
       <w:r>
-        <w:t>[nog in te vullen]</w:t>
-      </w:r>
-      <w:r>
-        <w:t>.</w:t>
+        <w:t>24 april 2026</w:t>
       </w:r>
     </w:p>
     <w:p>
@@ -4518,15 +4513,7 @@
         <w:t xml:space="preserve">waarmee Areaaldata gegevens uitwisselt. Dit zijn </w:t>
       </w:r>
       <w:r>
-        <w:t xml:space="preserve">onder meer IMBOR (Informatiemodel Beheer Openbare Ruimte), de Basisregistratie Grootschalige Topografie (BGT), </w:t>
-      </w:r>
-      <w:proofErr w:type="spellStart"/>
-      <w:r>
-        <w:t>IMGeo</w:t>
-      </w:r>
-      <w:proofErr w:type="spellEnd"/>
-      <w:r>
-        <w:t xml:space="preserve"> (Informatiemodel Geografie)</w:t>
+        <w:t>onder meer IMBOR (Informatiemodel Beheer Openbare Ruimte), de Basisregistratie Grootschalige Topografie (BGT), IMGeo (Informatiemodel Geografie)</w:t>
       </w:r>
       <w:r>
         <w:t xml:space="preserve"> en</w:t>
@@ -4755,13 +4742,8 @@
         </w:rPr>
         <w:t> </w:t>
       </w:r>
-      <w:proofErr w:type="spellStart"/>
-      <w:r>
-        <w:t>x.ydz</w:t>
-      </w:r>
-      <w:proofErr w:type="spellEnd"/>
-      <w:r>
-        <w:t>. Bij grote structurele wijzigingen wordt het eerste cijfer (x) verhoogd. Wijzigingen van categorie</w:t>
+      <w:r>
+        <w:t>x.ydz. Bij grote structurele wijzigingen wordt het eerste cijfer (x) verhoogd. Wijzigingen van categorie</w:t>
       </w:r>
       <w:r>
         <w:rPr>
@@ -4779,15 +4761,7 @@
         <w:t> </w:t>
       </w:r>
       <w:r>
-        <w:t>2 leiden tot een verhoging van het laatste cijfer (</w:t>
-      </w:r>
-      <w:proofErr w:type="spellStart"/>
-      <w:r>
-        <w:t>z</w:t>
-      </w:r>
-      <w:proofErr w:type="spellEnd"/>
-      <w:r>
-        <w:t>). De huidige versie van Areaaldata is versie</w:t>
+        <w:t>2 leiden tot een verhoging van het laatste cijfer (z). De huidige versie van Areaaldata is versie</w:t>
       </w:r>
       <w:r>
         <w:rPr>
@@ -4820,15 +4794,7 @@
         <w:t> </w:t>
       </w:r>
       <w:r>
-        <w:t xml:space="preserve">5, betreft de overgang van </w:t>
-      </w:r>
-      <w:proofErr w:type="spellStart"/>
-      <w:r>
-        <w:t>IMGeo</w:t>
-      </w:r>
-      <w:proofErr w:type="spellEnd"/>
-      <w:r>
-        <w:t xml:space="preserve"> naar IMBOR als basis voor het datamodel</w:t>
+        <w:t>5, betreft de overgang van IMGeo naar IMBOR als basis voor het datamodel</w:t>
       </w:r>
       <w:r>
         <w:t>.</w:t>
@@ -5115,14 +5081,12 @@
               <w:cnfStyle w:val="000000100000" w:firstRow="0" w:lastRow="0" w:firstColumn="0" w:lastColumn="0" w:oddVBand="0" w:evenVBand="0" w:oddHBand="1" w:evenHBand="0" w:firstRowFirstColumn="0" w:firstRowLastColumn="0" w:lastRowFirstColumn="0" w:lastRowLastColumn="0"/>
             </w:pPr>
             <w:hyperlink r:id="rId14" w:history="1">
-              <w:proofErr w:type="spellStart"/>
               <w:r>
                 <w:rPr>
                   <w:rStyle w:val="Hyperlink"/>
                 </w:rPr>
                 <w:t>Geonovum</w:t>
               </w:r>
-              <w:proofErr w:type="spellEnd"/>
             </w:hyperlink>
           </w:p>
         </w:tc>
@@ -5148,15 +5112,7 @@
               <w:cnfStyle w:val="000000000000" w:firstRow="0" w:lastRow="0" w:firstColumn="0" w:lastColumn="0" w:oddVBand="0" w:evenVBand="0" w:oddHBand="0" w:evenHBand="0" w:firstRowFirstColumn="0" w:firstRowLastColumn="0" w:lastRowFirstColumn="0" w:lastRowLastColumn="0"/>
             </w:pPr>
             <w:r>
-              <w:t>Informatiemodel Geografie (</w:t>
-            </w:r>
-            <w:proofErr w:type="spellStart"/>
-            <w:r>
-              <w:t>IMGeo</w:t>
-            </w:r>
-            <w:proofErr w:type="spellEnd"/>
-            <w:r>
-              <w:t>)</w:t>
+              <w:t>Informatiemodel Geografie (IMGeo)</w:t>
             </w:r>
           </w:p>
         </w:tc>
@@ -5182,14 +5138,12 @@
               <w:cnfStyle w:val="000000000000" w:firstRow="0" w:lastRow="0" w:firstColumn="0" w:lastColumn="0" w:oddVBand="0" w:evenVBand="0" w:oddHBand="0" w:evenHBand="0" w:firstRowFirstColumn="0" w:firstRowLastColumn="0" w:lastRowFirstColumn="0" w:lastRowLastColumn="0"/>
             </w:pPr>
             <w:hyperlink r:id="rId15" w:history="1">
-              <w:proofErr w:type="spellStart"/>
               <w:r>
                 <w:rPr>
                   <w:rStyle w:val="Hyperlink"/>
                 </w:rPr>
                 <w:t>Geonovum</w:t>
               </w:r>
-              <w:proofErr w:type="spellEnd"/>
             </w:hyperlink>
           </w:p>
         </w:tc>
@@ -5296,14 +5250,12 @@
               <w:cnfStyle w:val="000000000000" w:firstRow="0" w:lastRow="0" w:firstColumn="0" w:lastColumn="0" w:oddVBand="0" w:evenVBand="0" w:oddHBand="0" w:evenHBand="0" w:firstRowFirstColumn="0" w:firstRowLastColumn="0" w:lastRowFirstColumn="0" w:lastRowLastColumn="0"/>
             </w:pPr>
             <w:hyperlink r:id="rId16" w:history="1">
-              <w:proofErr w:type="spellStart"/>
               <w:r>
                 <w:rPr>
                   <w:rStyle w:val="Hyperlink"/>
                 </w:rPr>
                 <w:t>Geonovum</w:t>
               </w:r>
-              <w:proofErr w:type="spellEnd"/>
             </w:hyperlink>
           </w:p>
         </w:tc>
@@ -5562,13 +5514,8 @@
         </w:rPr>
         <w:t> </w:t>
       </w:r>
-      <w:proofErr w:type="spellStart"/>
-      <w:r>
-        <w:t>IMGeo</w:t>
-      </w:r>
-      <w:proofErr w:type="spellEnd"/>
-      <w:r>
-        <w:t>,</w:t>
+      <w:r>
+        <w:t>IMGeo,</w:t>
       </w:r>
       <w:r>
         <w:rPr>
@@ -5647,26 +5594,10 @@
         <w:t xml:space="preserve"> </w:t>
       </w:r>
       <w:r>
-        <w:t xml:space="preserve">tabel. De geografische representatie van objecten sluit zoveel mogelijk aan op de vereisten van de BGT en </w:t>
-      </w:r>
-      <w:proofErr w:type="spellStart"/>
-      <w:r>
-        <w:t>IMGeo</w:t>
-      </w:r>
-      <w:proofErr w:type="spellEnd"/>
-      <w:r>
-        <w:t xml:space="preserve">. </w:t>
-      </w:r>
-      <w:r>
-        <w:t xml:space="preserve">Indien BGT of </w:t>
-      </w:r>
-      <w:proofErr w:type="spellStart"/>
-      <w:r>
-        <w:t>IMGeo</w:t>
-      </w:r>
-      <w:proofErr w:type="spellEnd"/>
-      <w:r>
-        <w:t xml:space="preserve"> dit voorschrijven, worden objecttypen opgesplitst in verschillende </w:t>
+        <w:t xml:space="preserve">tabel. De geografische representatie van objecten sluit zoveel mogelijk aan op de vereisten van de BGT en IMGeo. </w:t>
+      </w:r>
+      <w:r>
+        <w:t xml:space="preserve">Indien BGT of IMGeo dit voorschrijven, worden objecttypen opgesplitst in verschillende </w:t>
       </w:r>
       <w:r>
         <w:t>klassen</w:t>
@@ -5791,7 +5722,6 @@
       <w:bookmarkStart w:id="31" w:name="_Toc227669933"/>
       <w:bookmarkEnd w:id="29"/>
       <w:bookmarkEnd w:id="30"/>
-      <w:proofErr w:type="spellStart"/>
       <w:r>
         <w:t>Klasse</w:t>
       </w:r>
@@ -5799,7 +5729,6 @@
         <w:t>type</w:t>
       </w:r>
       <w:bookmarkEnd w:id="31"/>
-      <w:proofErr w:type="spellEnd"/>
     </w:p>
     <w:p>
       <w:r>
@@ -5823,16 +5752,11 @@
       <w:r>
         <w:t xml:space="preserve">. Het </w:t>
       </w:r>
-      <w:proofErr w:type="spellStart"/>
       <w:r>
         <w:t>klasse</w:t>
       </w:r>
       <w:r>
-        <w:t>type</w:t>
-      </w:r>
-      <w:proofErr w:type="spellEnd"/>
-      <w:r>
-        <w:t xml:space="preserve"> en de geometrie van een object zijn afhankelijk van het objecttype en, waar van toepassing, de fysieke afmetingen. Tabellen worden gebruikt voor</w:t>
+        <w:t>type en de geometrie van een object zijn afhankelijk van het objecttype en, waar van toepassing, de fysieke afmetingen. Tabellen worden gebruikt voor</w:t>
       </w:r>
       <w:r>
         <w:t xml:space="preserve"> </w:t>
@@ -5927,13 +5851,8 @@
         <w:t>Areaaldata zijn tabellen en geometrische objecten herkenbaar aan de volgende suffixen: </w:t>
       </w:r>
       <w:r>
-        <w:t>_</w:t>
-      </w:r>
-      <w:proofErr w:type="spellStart"/>
-      <w:r>
-        <w:t>tbl</w:t>
-      </w:r>
-      <w:proofErr w:type="spellEnd"/>
+        <w:t>_tbl</w:t>
+      </w:r>
       <w:r>
         <w:t>, </w:t>
       </w:r>
@@ -5972,41 +5891,15 @@
         <w:t>worden niet</w:t>
       </w:r>
       <w:r>
-        <w:t xml:space="preserve"> vastgelegd als </w:t>
-      </w:r>
-      <w:proofErr w:type="spellStart"/>
-      <w:r>
-        <w:t>multipunt</w:t>
-      </w:r>
-      <w:proofErr w:type="spellEnd"/>
+        <w:t> vastgelegd als multipunt</w:t>
+      </w:r>
       <w:r>
         <w:noBreakHyphen/>
-        <w:t xml:space="preserve">, </w:t>
-      </w:r>
-      <w:proofErr w:type="spellStart"/>
-      <w:r>
-        <w:t>multilijn</w:t>
-      </w:r>
-      <w:proofErr w:type="spellEnd"/>
+        <w:t>, multilijn</w:t>
+      </w:r>
       <w:r>
         <w:noBreakHyphen/>
-        <w:t xml:space="preserve"> of </w:t>
-      </w:r>
-      <w:proofErr w:type="spellStart"/>
-      <w:r>
-        <w:t>multivlakobjecten</w:t>
-      </w:r>
-      <w:proofErr w:type="spellEnd"/>
-      <w:r>
-        <w:t xml:space="preserve">. Een uitzondering hierop vormen </w:t>
-      </w:r>
-      <w:proofErr w:type="spellStart"/>
-      <w:r>
-        <w:t>multipuntobjecten</w:t>
-      </w:r>
-      <w:proofErr w:type="spellEnd"/>
-      <w:r>
-        <w:t xml:space="preserve"> die conform de </w:t>
+        <w:t xml:space="preserve"> of multivlakobjecten. Een uitzondering hierop vormen multipuntobjecten die conform de </w:t>
       </w:r>
       <w:r>
         <w:t>BGT</w:t>
@@ -6135,13 +6028,8 @@
         </w:rPr>
         <w:t> </w:t>
       </w:r>
-      <w:proofErr w:type="spellStart"/>
-      <w:r>
-        <w:t>partitioneren</w:t>
-      </w:r>
-      <w:proofErr w:type="spellEnd"/>
-      <w:r>
-        <w:t xml:space="preserve"> de ruimte.</w:t>
+      <w:r>
+        <w:t>partitioneren de ruimte.</w:t>
       </w:r>
       <w:r>
         <w:t xml:space="preserve"> </w:t>
@@ -6209,15 +6097,7 @@
         <w:t> </w:t>
       </w:r>
       <w:r>
-        <w:t xml:space="preserve">het gebied volledig </w:t>
-      </w:r>
-      <w:proofErr w:type="spellStart"/>
-      <w:r>
-        <w:t>vlakdekkend</w:t>
-      </w:r>
-      <w:proofErr w:type="spellEnd"/>
-      <w:r>
-        <w:t xml:space="preserve"> zijn. Het totale oppervlak van alle objecten op maaiveldniveau</w:t>
+        <w:t>het gebied volledig vlakdekkend zijn. Het totale oppervlak van alle objecten op maaiveldniveau</w:t>
       </w:r>
       <w:r>
         <w:rPr>
@@ -6298,21 +6178,8 @@
         <w:t xml:space="preserve">. Objecten zoals </w:t>
       </w:r>
       <w:r>
-        <w:t>een schuur (</w:t>
-      </w:r>
-      <w:proofErr w:type="spellStart"/>
-      <w:r>
-        <w:t>gebouw_v</w:t>
-      </w:r>
-      <w:proofErr w:type="spellEnd"/>
-      <w:r>
-        <w:t xml:space="preserve">) of </w:t>
-      </w:r>
-      <w:proofErr w:type="spellStart"/>
-      <w:r>
-        <w:t>haag_v</w:t>
-      </w:r>
-      <w:proofErr w:type="spellEnd"/>
+        <w:t>een schuur (gebouw_v) of haag_v</w:t>
+      </w:r>
       <w:r>
         <w:t xml:space="preserve"> </w:t>
       </w:r>
@@ -6340,13 +6207,8 @@
       <w:r>
         <w:t>worden onderscheiden doordat deze in de feature dataset ‘</w:t>
       </w:r>
-      <w:proofErr w:type="spellStart"/>
-      <w:r>
-        <w:t>Vlakdekkend</w:t>
-      </w:r>
-      <w:proofErr w:type="spellEnd"/>
-      <w:r>
-        <w:t>’ zijn opgenomen.</w:t>
+      <w:r>
+        <w:t>Vlakdekkend’ zijn opgenomen.</w:t>
       </w:r>
     </w:p>
     <w:p>
@@ -6470,7 +6332,6 @@
       <w:r>
         <w:t>‘</w:t>
       </w:r>
-      <w:proofErr w:type="spellStart"/>
       <w:r>
         <w:rPr>
           <w:i/>
@@ -6492,7 +6353,6 @@
         </w:rPr>
         <w:t>hoogteligging</w:t>
       </w:r>
-      <w:proofErr w:type="spellEnd"/>
       <w:r>
         <w:t>’</w:t>
       </w:r>
@@ -6611,26 +6471,79 @@
       <w:r>
         <w:t xml:space="preserve">oor het modelleren van niveauverschillen bij bruggen en tunnels of onderdoorgangen worden vlakobjecten vastgelegd in </w:t>
       </w:r>
-      <w:proofErr w:type="spellStart"/>
       <w:r>
         <w:rPr>
           <w:i/>
           <w:iCs/>
         </w:rPr>
-        <w:t>dek_v</w:t>
-      </w:r>
-      <w:proofErr w:type="spellEnd"/>
+        <w:t xml:space="preserve">dek_v </w:t>
+      </w:r>
+      <w:r>
+        <w:t xml:space="preserve">en </w:t>
+      </w:r>
       <w:r>
         <w:rPr>
           <w:i/>
           <w:iCs/>
         </w:rPr>
+        <w:t>tunnelbuis_v</w:t>
+      </w:r>
+      <w:r>
+        <w:t>. Deze vlakken moeten volledig dekkend worden overlapt door opdelende vlako</w:t>
+      </w:r>
+      <w:r>
+        <w:t>b</w:t>
+      </w:r>
+      <w:r>
+        <w:t>jecten, zoals verhardingsvlakken of scheidingen.</w:t>
+      </w:r>
+    </w:p>
+    <w:p>
+      <w:r>
+        <w:t>Naast vlakobjecten kennen ook bepaalde punt</w:t>
+      </w:r>
+      <w:r>
+        <w:rPr>
+          <w:rFonts w:ascii="Cambria Math" w:hAnsi="Cambria Math" w:cs="Cambria Math"/>
+        </w:rPr>
+        <w:t>‑</w:t>
+      </w:r>
+      <w:r>
+        <w:t xml:space="preserve"> en lijnobjecten het attribuut </w:t>
+      </w:r>
+      <w:r>
+        <w:rPr>
+          <w:rFonts w:ascii="Aptos" w:hAnsi="Aptos" w:cs="Aptos"/>
+        </w:rPr>
+        <w:t>‘</w:t>
+      </w:r>
+      <w:r>
+        <w:t>relatieve hoogteligging</w:t>
+      </w:r>
+      <w:r>
+        <w:rPr>
+          <w:rFonts w:ascii="Aptos" w:hAnsi="Aptos" w:cs="Aptos"/>
+        </w:rPr>
+        <w:t>’</w:t>
+      </w:r>
+      <w:r>
+        <w:t>. Dit attribuut moet worden gevuld met het niveau waartoe het object behoort. In de meeste gevallen is dit het niveau waarop het object zich bevindt.</w:t>
+      </w:r>
+      <w:r>
         <w:t xml:space="preserve"> </w:t>
       </w:r>
       <w:r>
-        <w:t xml:space="preserve">en </w:t>
-      </w:r>
-      <w:proofErr w:type="spellStart"/>
+        <w:t>Een uithouder die boven het maaiveld hangt, behoort tot het maaiveld en heeft niveau</w:t>
+      </w:r>
+      <w:r>
+        <w:rPr>
+          <w:rFonts w:ascii="Arial" w:hAnsi="Arial" w:cs="Arial"/>
+        </w:rPr>
+        <w:t> </w:t>
+      </w:r>
+      <w:r>
+        <w:t xml:space="preserve">0. Tunnelverlichting behoort tot de tunnel en heeft hetzelfde niveau als </w:t>
+      </w:r>
       <w:r>
         <w:rPr>
           <w:i/>
@@ -6638,72 +6551,6 @@
         </w:rPr>
         <w:t>tunnelbuis_v</w:t>
       </w:r>
-      <w:proofErr w:type="spellEnd"/>
-      <w:r>
-        <w:t>. Deze vlakken moeten volledig dekkend worden overlapt door opdelende vlako</w:t>
-      </w:r>
-      <w:r>
-        <w:t>b</w:t>
-      </w:r>
-      <w:r>
-        <w:t>jecten, zoals verhardingsvlakken of scheidingen.</w:t>
-      </w:r>
-    </w:p>
-    <w:p>
-      <w:r>
-        <w:t>Naast vlakobjecten kennen ook bepaalde punt</w:t>
-      </w:r>
-      <w:r>
-        <w:rPr>
-          <w:rFonts w:ascii="Cambria Math" w:hAnsi="Cambria Math" w:cs="Cambria Math"/>
-        </w:rPr>
-        <w:t>‑</w:t>
-      </w:r>
-      <w:r>
-        <w:t xml:space="preserve"> en lijnobjecten het attribuut </w:t>
-      </w:r>
-      <w:r>
-        <w:rPr>
-          <w:rFonts w:ascii="Aptos" w:hAnsi="Aptos" w:cs="Aptos"/>
-        </w:rPr>
-        <w:t>‘</w:t>
-      </w:r>
-      <w:r>
-        <w:t>relatieve hoogteligging</w:t>
-      </w:r>
-      <w:r>
-        <w:rPr>
-          <w:rFonts w:ascii="Aptos" w:hAnsi="Aptos" w:cs="Aptos"/>
-        </w:rPr>
-        <w:t>’</w:t>
-      </w:r>
-      <w:r>
-        <w:t>. Dit attribuut moet worden gevuld met het niveau waartoe het object behoort. In de meeste gevallen is dit het niveau waarop het object zich bevindt.</w:t>
-      </w:r>
-      <w:r>
-        <w:t xml:space="preserve"> </w:t>
-      </w:r>
-      <w:r>
-        <w:t>Een uithouder die boven het maaiveld hangt, behoort tot het maaiveld en heeft niveau</w:t>
-      </w:r>
-      <w:r>
-        <w:rPr>
-          <w:rFonts w:ascii="Arial" w:hAnsi="Arial" w:cs="Arial"/>
-        </w:rPr>
-        <w:t> </w:t>
-      </w:r>
-      <w:r>
-        <w:t xml:space="preserve">0. Tunnelverlichting behoort tot de tunnel en heeft hetzelfde niveau als </w:t>
-      </w:r>
-      <w:proofErr w:type="spellStart"/>
-      <w:r>
-        <w:rPr>
-          <w:i/>
-          <w:iCs/>
-        </w:rPr>
-        <w:t>tunnelbuis_v</w:t>
-      </w:r>
-      <w:proofErr w:type="spellEnd"/>
       <w:r>
         <w:t>.</w:t>
       </w:r>
@@ -6916,21 +6763,7 @@
           <w:rPr>
             <w:rStyle w:val="Hyperlink"/>
           </w:rPr>
-          <w:t xml:space="preserve">Basisregistratie Grootschalige Topografie </w:t>
-        </w:r>
-        <w:proofErr w:type="spellStart"/>
-        <w:r>
-          <w:rPr>
-            <w:rStyle w:val="Hyperlink"/>
-          </w:rPr>
-          <w:t>Gegegevenscatalogus</w:t>
-        </w:r>
-        <w:proofErr w:type="spellEnd"/>
-        <w:r>
-          <w:rPr>
-            <w:rStyle w:val="Hyperlink"/>
-          </w:rPr>
-          <w:t xml:space="preserve"> BGT 1.2</w:t>
+          <w:t>Basisregistratie Grootschalige Topografie Gegegevenscatalogus BGT 1.2</w:t>
         </w:r>
       </w:hyperlink>
       <w:r>
@@ -7021,23 +6854,7 @@
         <w:fldChar w:fldCharType="end"/>
       </w:r>
       <w:r>
-        <w:t xml:space="preserve">. Voorbeeld </w:t>
-      </w:r>
-      <w:proofErr w:type="spellStart"/>
-      <w:r>
-        <w:t>niveauindeling</w:t>
-      </w:r>
-      <w:proofErr w:type="spellEnd"/>
-      <w:r>
-        <w:t xml:space="preserve"> BGT. De overbrugging hoort in Areaaldata onder </w:t>
-      </w:r>
-      <w:proofErr w:type="spellStart"/>
-      <w:r>
-        <w:t>dek_v</w:t>
-      </w:r>
-      <w:proofErr w:type="spellEnd"/>
-      <w:r>
-        <w:t xml:space="preserve"> geregistreerd te worden</w:t>
+        <w:t>. Voorbeeld niveauindeling BGT. De overbrugging hoort in Areaaldata onder dek_v geregistreerd te worden</w:t>
       </w:r>
     </w:p>
     <w:p/>
@@ -7086,20 +6903,19 @@
       </w:pPr>
       <w:bookmarkStart w:id="33" w:name="_Toc273971133"/>
       <w:bookmarkStart w:id="34" w:name="_Toc273971134"/>
-      <w:bookmarkStart w:id="35" w:name="_Toc213939958"/>
-      <w:bookmarkStart w:id="36" w:name="_Toc227669935"/>
+      <w:bookmarkStart w:id="35" w:name="_Toc227669935"/>
+      <w:bookmarkStart w:id="36" w:name="_Toc213939958"/>
       <w:bookmarkEnd w:id="33"/>
       <w:bookmarkEnd w:id="34"/>
       <w:r>
         <w:t>Unieke identificatiecode</w:t>
       </w:r>
-      <w:bookmarkEnd w:id="36"/>
+      <w:bookmarkEnd w:id="35"/>
     </w:p>
     <w:p>
       <w:r>
         <w:t xml:space="preserve">Binnen Areaaldata vormt het attribuut </w:t>
       </w:r>
-      <w:proofErr w:type="spellStart"/>
       <w:r>
         <w:rPr>
           <w:i/>
@@ -7107,7 +6923,6 @@
         </w:rPr>
         <w:t>ad_id</w:t>
       </w:r>
-      <w:proofErr w:type="spellEnd"/>
       <w:r>
         <w:t xml:space="preserve"> de unieke identificatie van elk object. Deze identificatie blijft aan een object gekoppeld zolang het object bestaat.</w:t>
       </w:r>
@@ -7115,15 +6930,7 @@
         <w:t xml:space="preserve"> </w:t>
       </w:r>
       <w:r>
-        <w:t xml:space="preserve">Het </w:t>
-      </w:r>
-      <w:proofErr w:type="spellStart"/>
-      <w:r>
-        <w:t>ad_id</w:t>
-      </w:r>
-      <w:proofErr w:type="spellEnd"/>
-      <w:r>
-        <w:t xml:space="preserve"> moet worden opgebouwd uit de prefix ‘ad.’, gevolgd door een UID. Deze UID bestaat uit 32 hexadecimale tekens, waarbij letters als hoofdletters zijn weergegeven. Voor het genereren van de UID moet een GUID/UUID</w:t>
+        <w:t>Het ad_id moet worden opgebouwd uit de prefix ‘ad.’, gevolgd door een UID. Deze UID bestaat uit 32 hexadecimale tekens, waarbij letters als hoofdletters zijn weergegeven. Voor het genereren van de UID moet een GUID/UUID</w:t>
       </w:r>
       <w:r>
         <w:noBreakHyphen/>
@@ -7135,7 +6942,6 @@
       <w:r>
         <w:t xml:space="preserve">Een voorbeeld van een geldig </w:t>
       </w:r>
-      <w:proofErr w:type="spellStart"/>
       <w:r>
         <w:rPr>
           <w:i/>
@@ -7143,7 +6949,6 @@
         </w:rPr>
         <w:t>ad_id</w:t>
       </w:r>
-      <w:proofErr w:type="spellEnd"/>
       <w:r>
         <w:t xml:space="preserve"> is: AD.233C2952516E4557B9322FE23FD50263</w:t>
       </w:r>
@@ -7152,7 +6957,6 @@
       <w:r>
         <w:t xml:space="preserve">Het is niet toegestaan om een </w:t>
       </w:r>
-      <w:proofErr w:type="spellStart"/>
       <w:r>
         <w:rPr>
           <w:i/>
@@ -7160,7 +6964,6 @@
         </w:rPr>
         <w:t>ad_id</w:t>
       </w:r>
-      <w:proofErr w:type="spellEnd"/>
       <w:r>
         <w:t xml:space="preserve"> handmatig te genereren of te wijzigen, bijvoorbeeld door één of meerdere tekens aan te passen.</w:t>
       </w:r>
@@ -7705,7 +7508,6 @@
           <w:u w:val="single"/>
         </w:rPr>
       </w:pPr>
-      <w:proofErr w:type="spellStart"/>
       <w:r>
         <w:rPr>
           <w:rFonts w:asciiTheme="minorHAnsi" w:hAnsiTheme="minorHAnsi"/>
@@ -7716,7 +7518,6 @@
         </w:rPr>
         <w:t>MappingBGT</w:t>
       </w:r>
-      <w:proofErr w:type="spellEnd"/>
       <w:r>
         <w:rPr>
           <w:rFonts w:asciiTheme="minorHAnsi" w:hAnsiTheme="minorHAnsi"/>
@@ -7750,18 +7551,8 @@
           <w:szCs w:val="24"/>
         </w:rPr>
         <w:noBreakHyphen/>
-        <w:t xml:space="preserve"> of </w:t>
-      </w:r>
-      <w:proofErr w:type="spellStart"/>
-      <w:r>
-        <w:rPr>
-          <w:rFonts w:asciiTheme="minorHAnsi" w:hAnsiTheme="minorHAnsi"/>
-          <w:sz w:val="24"/>
-          <w:szCs w:val="24"/>
-        </w:rPr>
-        <w:t>IMGeo</w:t>
-      </w:r>
-      <w:proofErr w:type="spellEnd"/>
+        <w:t xml:space="preserve"> of IMGeo</w:t>
+      </w:r>
       <w:r>
         <w:rPr>
           <w:rFonts w:asciiTheme="minorHAnsi" w:hAnsiTheme="minorHAnsi"/>
@@ -7778,18 +7569,8 @@
           <w:szCs w:val="24"/>
         </w:rPr>
         <w:noBreakHyphen/>
-        <w:t xml:space="preserve"> of </w:t>
-      </w:r>
-      <w:proofErr w:type="spellStart"/>
-      <w:r>
-        <w:rPr>
-          <w:rFonts w:asciiTheme="minorHAnsi" w:hAnsiTheme="minorHAnsi"/>
-          <w:sz w:val="24"/>
-          <w:szCs w:val="24"/>
-        </w:rPr>
-        <w:t>IMGeo</w:t>
-      </w:r>
-      <w:proofErr w:type="spellEnd"/>
+        <w:t xml:space="preserve"> of IMGeo</w:t>
+      </w:r>
       <w:r>
         <w:rPr>
           <w:rFonts w:asciiTheme="minorHAnsi" w:hAnsiTheme="minorHAnsi"/>
@@ -7879,9 +7660,8 @@
           <w:sz w:val="24"/>
           <w:szCs w:val="24"/>
         </w:rPr>
-        <w:t xml:space="preserve">Heeft </w:t>
-      </w:r>
-      <w:proofErr w:type="spellStart"/>
+        <w:t>Heeft Z-waarden</w:t>
+      </w:r>
       <w:r>
         <w:rPr>
           <w:rFonts w:asciiTheme="minorHAnsi" w:hAnsiTheme="minorHAnsi"/>
@@ -7890,17 +7670,6 @@
           <w:sz w:val="24"/>
           <w:szCs w:val="24"/>
         </w:rPr>
-        <w:t>Z-waarden</w:t>
-      </w:r>
-      <w:proofErr w:type="spellEnd"/>
-      <w:r>
-        <w:rPr>
-          <w:rFonts w:asciiTheme="minorHAnsi" w:hAnsiTheme="minorHAnsi"/>
-          <w:b/>
-          <w:bCs/>
-          <w:sz w:val="24"/>
-          <w:szCs w:val="24"/>
-        </w:rPr>
         <w:t>:</w:t>
       </w:r>
       <w:r>
@@ -7917,16 +7686,7 @@
           <w:sz w:val="24"/>
           <w:szCs w:val="24"/>
         </w:rPr>
-        <w:t xml:space="preserve">Aanduiding of het objecttype technisch is ingericht voor het gebruik van </w:t>
-      </w:r>
-      <w:proofErr w:type="spellStart"/>
-      <w:r>
-        <w:rPr>
-          <w:rFonts w:asciiTheme="minorHAnsi" w:hAnsiTheme="minorHAnsi"/>
-          <w:sz w:val="24"/>
-          <w:szCs w:val="24"/>
-        </w:rPr>
-        <w:t>Z</w:t>
+        <w:t>Aanduiding of het objecttype technisch is ingericht voor het gebruik van Z</w:t>
       </w:r>
       <w:r>
         <w:rPr>
@@ -7942,25 +7702,7 @@
           <w:sz w:val="24"/>
           <w:szCs w:val="24"/>
         </w:rPr>
-        <w:t>waarden</w:t>
-      </w:r>
-      <w:proofErr w:type="spellEnd"/>
-      <w:r>
-        <w:rPr>
-          <w:rFonts w:asciiTheme="minorHAnsi" w:hAnsiTheme="minorHAnsi"/>
-          <w:sz w:val="24"/>
-          <w:szCs w:val="24"/>
-        </w:rPr>
-        <w:t xml:space="preserve">. </w:t>
-      </w:r>
-      <w:proofErr w:type="spellStart"/>
-      <w:r>
-        <w:rPr>
-          <w:rFonts w:asciiTheme="minorHAnsi" w:hAnsiTheme="minorHAnsi"/>
-          <w:sz w:val="24"/>
-          <w:szCs w:val="24"/>
-        </w:rPr>
-        <w:t>Z</w:t>
+        <w:t>waarden. Z</w:t>
       </w:r>
       <w:r>
         <w:rPr>
@@ -7976,16 +7718,7 @@
           <w:sz w:val="24"/>
           <w:szCs w:val="24"/>
         </w:rPr>
-        <w:t>waarden</w:t>
-      </w:r>
-      <w:proofErr w:type="spellEnd"/>
-      <w:r>
-        <w:rPr>
-          <w:rFonts w:asciiTheme="minorHAnsi" w:hAnsiTheme="minorHAnsi"/>
-          <w:sz w:val="24"/>
-          <w:szCs w:val="24"/>
-        </w:rPr>
-        <w:t xml:space="preserve"> zijn technisch toegestaan indien dit veld is ingesteld op ENABLED, maar worden op dit moment nog niet opgenomen. Areaaldata wordt momenteel tweedimensionaal toegepast; objecten hebben in de praktijk een Z</w:t>
+        <w:t>waarden zijn technisch toegestaan indien dit veld is ingesteld op ENABLED, maar worden op dit moment nog niet opgenomen. Areaaldata wordt momenteel tweedimensionaal toegepast; objecten hebben in de praktijk een Z</w:t>
       </w:r>
       <w:r>
         <w:rPr>
@@ -8001,16 +7734,7 @@
           <w:sz w:val="24"/>
           <w:szCs w:val="24"/>
         </w:rPr>
-        <w:t xml:space="preserve">waarde van 0. Bij bestaande objecten kan hiervan worden afgeweken. Deze bestaande </w:t>
-      </w:r>
-      <w:proofErr w:type="spellStart"/>
-      <w:r>
-        <w:rPr>
-          <w:rFonts w:asciiTheme="minorHAnsi" w:hAnsiTheme="minorHAnsi"/>
-          <w:sz w:val="24"/>
-          <w:szCs w:val="24"/>
-        </w:rPr>
-        <w:t>Z</w:t>
+        <w:t>waarde van 0. Bij bestaande objecten kan hiervan worden afgeweken. Deze bestaande Z</w:t>
       </w:r>
       <w:r>
         <w:rPr>
@@ -8026,16 +7750,7 @@
           <w:sz w:val="24"/>
           <w:szCs w:val="24"/>
         </w:rPr>
-        <w:t>waarden</w:t>
-      </w:r>
-      <w:proofErr w:type="spellEnd"/>
-      <w:r>
-        <w:rPr>
-          <w:rFonts w:asciiTheme="minorHAnsi" w:hAnsiTheme="minorHAnsi"/>
-          <w:sz w:val="24"/>
-          <w:szCs w:val="24"/>
-        </w:rPr>
-        <w:t xml:space="preserve"> mogen niet worden gewijzigd.</w:t>
+        <w:t>waarden mogen niet worden gewijzigd.</w:t>
       </w:r>
       <w:r>
         <w:rPr>
@@ -8221,7 +7936,7 @@
         <w:lastRenderedPageBreak/>
         <w:t>Attribuut informatie</w:t>
       </w:r>
-      <w:bookmarkEnd w:id="35"/>
+      <w:bookmarkEnd w:id="36"/>
       <w:bookmarkEnd w:id="38"/>
     </w:p>
     <w:p>
@@ -8234,21 +7949,7 @@
         <w:rPr>
           <w:bCs/>
         </w:rPr>
-        <w:t xml:space="preserve">Van objecten wordt naast het </w:t>
-      </w:r>
-      <w:proofErr w:type="spellStart"/>
-      <w:r>
-        <w:rPr>
-          <w:bCs/>
-        </w:rPr>
-        <w:t>ad_id</w:t>
-      </w:r>
-      <w:proofErr w:type="spellEnd"/>
-      <w:r>
-        <w:rPr>
-          <w:bCs/>
-        </w:rPr>
-        <w:t xml:space="preserve"> een uitgebreide set aan attributen vastgelegd. Deze attributen zijn per objecttype inzichtelijk in de objecttypebibliotheek (OTL). Naast het attribuut zelf is per attribuut aanvullende metadata vastgelegd. Dit betreft</w:t>
+        <w:t>Van objecten wordt naast het ad_id een uitgebreide set aan attributen vastgelegd. Deze attributen zijn per objecttype inzichtelijk in de objecttypebibliotheek (OTL). Naast het attribuut zelf is per attribuut aanvullende metadata vastgelegd. Dit betreft</w:t>
       </w:r>
       <w:r>
         <w:rPr>
@@ -8708,27 +8409,7 @@
           <w:sz w:val="24"/>
           <w:szCs w:val="24"/>
         </w:rPr>
-        <w:t xml:space="preserve"> het </w:t>
-      </w:r>
-      <w:proofErr w:type="spellStart"/>
-      <w:r>
-        <w:rPr>
-          <w:rFonts w:asciiTheme="minorHAnsi" w:hAnsiTheme="minorHAnsi"/>
-          <w:bCs/>
-          <w:sz w:val="24"/>
-          <w:szCs w:val="24"/>
-        </w:rPr>
-        <w:t>ad_id</w:t>
-      </w:r>
-      <w:proofErr w:type="spellEnd"/>
-      <w:r>
-        <w:rPr>
-          <w:rFonts w:asciiTheme="minorHAnsi" w:hAnsiTheme="minorHAnsi"/>
-          <w:bCs/>
-          <w:sz w:val="24"/>
-          <w:szCs w:val="24"/>
-        </w:rPr>
-        <w:t>.</w:t>
+        <w:t xml:space="preserve"> het ad_id.</w:t>
       </w:r>
       <w:r>
         <w:rPr>
@@ -9021,9 +8702,8 @@
           <w:sz w:val="24"/>
           <w:szCs w:val="24"/>
         </w:rPr>
-        <w:t>Verwijzende sleutel (</w:t>
-      </w:r>
-      <w:proofErr w:type="spellStart"/>
+        <w:t>Verwijzende sleutel (Foreign Key)</w:t>
+      </w:r>
       <w:r>
         <w:rPr>
           <w:rFonts w:asciiTheme="minorHAnsi" w:hAnsiTheme="minorHAnsi"/>
@@ -9031,47 +8711,17 @@
           <w:sz w:val="24"/>
           <w:szCs w:val="24"/>
         </w:rPr>
-        <w:t>Foreign</w:t>
-      </w:r>
-      <w:proofErr w:type="spellEnd"/>
-      <w:r>
-        <w:rPr>
-          <w:rFonts w:asciiTheme="minorHAnsi" w:hAnsiTheme="minorHAnsi"/>
-          <w:b/>
+        <w:t>:</w:t>
+      </w:r>
+      <w:r>
+        <w:rPr>
+          <w:rFonts w:asciiTheme="minorHAnsi" w:hAnsiTheme="minorHAnsi"/>
+          <w:bCs/>
           <w:sz w:val="24"/>
           <w:szCs w:val="24"/>
         </w:rPr>
         <w:t xml:space="preserve"> </w:t>
       </w:r>
-      <w:proofErr w:type="spellStart"/>
-      <w:r>
-        <w:rPr>
-          <w:rFonts w:asciiTheme="minorHAnsi" w:hAnsiTheme="minorHAnsi"/>
-          <w:b/>
-          <w:sz w:val="24"/>
-          <w:szCs w:val="24"/>
-        </w:rPr>
-        <w:t>Key</w:t>
-      </w:r>
-      <w:proofErr w:type="spellEnd"/>
-      <w:r>
-        <w:rPr>
-          <w:rFonts w:asciiTheme="minorHAnsi" w:hAnsiTheme="minorHAnsi"/>
-          <w:b/>
-          <w:sz w:val="24"/>
-          <w:szCs w:val="24"/>
-        </w:rPr>
-        <w:t>)</w:t>
-      </w:r>
-      <w:r>
-        <w:rPr>
-          <w:rFonts w:asciiTheme="minorHAnsi" w:hAnsiTheme="minorHAnsi"/>
-          <w:b/>
-          <w:sz w:val="24"/>
-          <w:szCs w:val="24"/>
-        </w:rPr>
-        <w:t>:</w:t>
-      </w:r>
       <w:r>
         <w:rPr>
           <w:rFonts w:asciiTheme="minorHAnsi" w:hAnsiTheme="minorHAnsi"/>
@@ -9079,7 +8729,7 @@
           <w:sz w:val="24"/>
           <w:szCs w:val="24"/>
         </w:rPr>
-        <w:t xml:space="preserve"> </w:t>
+        <w:t>Aanduiding van attributen die verwijzen naar andere objecten. De verwijzende sleutel betreft</w:t>
       </w:r>
       <w:r>
         <w:rPr>
@@ -9088,7 +8738,7 @@
           <w:sz w:val="24"/>
           <w:szCs w:val="24"/>
         </w:rPr>
-        <w:t>Aanduiding van attributen die verwijzen naar andere objecten. De verwijzende sleutel betreft</w:t>
+        <w:t xml:space="preserve"> altijd</w:t>
       </w:r>
       <w:r>
         <w:rPr>
@@ -9097,36 +8747,7 @@
           <w:sz w:val="24"/>
           <w:szCs w:val="24"/>
         </w:rPr>
-        <w:t xml:space="preserve"> altijd</w:t>
-      </w:r>
-      <w:r>
-        <w:rPr>
-          <w:rFonts w:asciiTheme="minorHAnsi" w:hAnsiTheme="minorHAnsi"/>
-          <w:bCs/>
-          <w:sz w:val="24"/>
-          <w:szCs w:val="24"/>
-        </w:rPr>
-        <w:t xml:space="preserve"> een </w:t>
-      </w:r>
-      <w:proofErr w:type="spellStart"/>
-      <w:r>
-        <w:rPr>
-          <w:rFonts w:asciiTheme="minorHAnsi" w:hAnsiTheme="minorHAnsi"/>
-          <w:bCs/>
-          <w:sz w:val="24"/>
-          <w:szCs w:val="24"/>
-        </w:rPr>
-        <w:t>ad_id</w:t>
-      </w:r>
-      <w:proofErr w:type="spellEnd"/>
-      <w:r>
-        <w:rPr>
-          <w:rFonts w:asciiTheme="minorHAnsi" w:hAnsiTheme="minorHAnsi"/>
-          <w:bCs/>
-          <w:sz w:val="24"/>
-          <w:szCs w:val="24"/>
-        </w:rPr>
-        <w:t>. Voor statische objecten, zoals wegen of vaarwegen, kan deze relatie ook zijn ingericht als Enumeratie/Referentie.</w:t>
+        <w:t xml:space="preserve"> een ad_id. Voor statische objecten, zoals wegen of vaarwegen, kan deze relatie ook zijn ingericht als Enumeratie/Referentie.</w:t>
       </w:r>
     </w:p>
     <w:p>
@@ -9226,25 +8847,7 @@
           <w:sz w:val="24"/>
           <w:szCs w:val="24"/>
         </w:rPr>
-        <w:t xml:space="preserve"> vanuit de </w:t>
-      </w:r>
-      <w:proofErr w:type="spellStart"/>
-      <w:r>
-        <w:rPr>
-          <w:rFonts w:asciiTheme="minorHAnsi" w:hAnsiTheme="minorHAnsi"/>
-          <w:sz w:val="24"/>
-          <w:szCs w:val="24"/>
-        </w:rPr>
-        <w:t>geodatabase</w:t>
-      </w:r>
-      <w:proofErr w:type="spellEnd"/>
-      <w:r>
-        <w:rPr>
-          <w:rFonts w:asciiTheme="minorHAnsi" w:hAnsiTheme="minorHAnsi"/>
-          <w:sz w:val="24"/>
-          <w:szCs w:val="24"/>
-        </w:rPr>
-        <w:t xml:space="preserve"> voorzien van een standaardwaarde op basis van </w:t>
+        <w:t xml:space="preserve"> vanuit de geodatabase voorzien van een standaardwaarde op basis van </w:t>
       </w:r>
       <w:r>
         <w:rPr>
@@ -9306,7 +8909,6 @@
           <w:szCs w:val="24"/>
         </w:rPr>
       </w:pPr>
-      <w:proofErr w:type="spellStart"/>
       <w:r>
         <w:rPr>
           <w:rFonts w:asciiTheme="minorHAnsi" w:hAnsiTheme="minorHAnsi"/>
@@ -9316,7 +8918,6 @@
         </w:rPr>
         <w:t>Nullable</w:t>
       </w:r>
-      <w:proofErr w:type="spellEnd"/>
       <w:r>
         <w:rPr>
           <w:rFonts w:asciiTheme="minorHAnsi" w:hAnsiTheme="minorHAnsi"/>
@@ -9342,9 +8943,8 @@
           <w:sz w:val="24"/>
           <w:szCs w:val="24"/>
         </w:rPr>
-        <w:t xml:space="preserve">Aanduiding of een attribuut leeg kan zijn in de opgebouwde </w:t>
-      </w:r>
-      <w:proofErr w:type="spellStart"/>
+        <w:t>Aanduiding of een attribuut leeg kan zijn in de opgebouwde geodatab</w:t>
+      </w:r>
       <w:r>
         <w:rPr>
           <w:rFonts w:asciiTheme="minorHAnsi" w:hAnsiTheme="minorHAnsi"/>
@@ -9352,26 +8952,7 @@
           <w:sz w:val="24"/>
           <w:szCs w:val="24"/>
         </w:rPr>
-        <w:t>geodatab</w:t>
-      </w:r>
-      <w:r>
-        <w:rPr>
-          <w:rFonts w:asciiTheme="minorHAnsi" w:hAnsiTheme="minorHAnsi"/>
-          <w:bCs/>
-          <w:sz w:val="24"/>
-          <w:szCs w:val="24"/>
-        </w:rPr>
-        <w:t>ase</w:t>
-      </w:r>
-      <w:proofErr w:type="spellEnd"/>
-      <w:r>
-        <w:rPr>
-          <w:rFonts w:asciiTheme="minorHAnsi" w:hAnsiTheme="minorHAnsi"/>
-          <w:bCs/>
-          <w:sz w:val="24"/>
-          <w:szCs w:val="24"/>
-        </w:rPr>
-        <w:t>.</w:t>
+        <w:t>ase.</w:t>
       </w:r>
       <w:r>
         <w:rPr>
@@ -9862,23 +9443,7 @@
         <w:t xml:space="preserve"> </w:t>
       </w:r>
       <w:r>
-        <w:t>Binnen Areaaldata wordt decompositie toegepast om objecten overzichtelijk te ordenen en efficiënt te registreren in functionele objectstructuren. De relaties tussen objecten worden vastgelegd met behulp van verwijzende sleutels (</w:t>
-      </w:r>
-      <w:proofErr w:type="spellStart"/>
-      <w:r>
-        <w:t>foreign</w:t>
-      </w:r>
-      <w:proofErr w:type="spellEnd"/>
-      <w:r>
-        <w:t xml:space="preserve"> </w:t>
-      </w:r>
-      <w:proofErr w:type="spellStart"/>
-      <w:r>
-        <w:t>keys</w:t>
-      </w:r>
-      <w:proofErr w:type="spellEnd"/>
-      <w:r>
-        <w:t>).</w:t>
+        <w:t>Binnen Areaaldata wordt decompositie toegepast om objecten overzichtelijk te ordenen en efficiënt te registreren in functionele objectstructuren. De relaties tussen objecten worden vastgelegd met behulp van verwijzende sleutels (foreign keys).</w:t>
       </w:r>
     </w:p>
     <w:p>
@@ -9888,7 +9453,6 @@
       <w:r>
         <w:t xml:space="preserve"> Een voorbeeld is het objecttype </w:t>
       </w:r>
-      <w:proofErr w:type="spellStart"/>
       <w:r>
         <w:t>verkeers</w:t>
       </w:r>
@@ -9899,7 +9463,6 @@
         </w:rPr>
         <w:t>bord_p</w:t>
       </w:r>
-      <w:proofErr w:type="spellEnd"/>
       <w:r>
         <w:t xml:space="preserve">, dat </w:t>
       </w:r>
@@ -9916,24 +9479,14 @@
         <w:t>t</w:t>
       </w:r>
       <w:r>
-        <w:t xml:space="preserve"> gekoppeld aan een </w:t>
-      </w:r>
-      <w:proofErr w:type="spellStart"/>
-      <w:r>
-        <w:t>paal_p</w:t>
-      </w:r>
-      <w:proofErr w:type="spellEnd"/>
+        <w:t xml:space="preserve"> gekoppeld aan een paal_p</w:t>
+      </w:r>
       <w:r>
         <w:t xml:space="preserve"> of</w:t>
       </w:r>
       <w:r>
-        <w:t xml:space="preserve"> een </w:t>
-      </w:r>
-      <w:proofErr w:type="spellStart"/>
-      <w:r>
-        <w:t>portaal_l</w:t>
-      </w:r>
-      <w:proofErr w:type="spellEnd"/>
+        <w:t xml:space="preserve"> een portaal_l</w:t>
+      </w:r>
       <w:r>
         <w:t xml:space="preserve"> </w:t>
       </w:r>
@@ -9970,7 +9523,6 @@
       <w:r>
         <w:t>Het objecttype </w:t>
       </w:r>
-      <w:proofErr w:type="spellStart"/>
       <w:r>
         <w:rPr>
           <w:i/>
@@ -9978,11 +9530,9 @@
         </w:rPr>
         <w:t>beheergebied_v</w:t>
       </w:r>
-      <w:proofErr w:type="spellEnd"/>
       <w:r>
         <w:t> beschrijft de gebiedsindeling van objecten ten behoeve van beheer en onderhoud. De meeste objecten hebben een directe relatie met een </w:t>
       </w:r>
-      <w:proofErr w:type="spellStart"/>
       <w:r>
         <w:rPr>
           <w:i/>
@@ -9997,7 +9547,6 @@
         </w:rPr>
         <w:t>_v</w:t>
       </w:r>
-      <w:proofErr w:type="spellEnd"/>
       <w:r>
         <w:t xml:space="preserve">. </w:t>
       </w:r>
@@ -10010,7 +9559,6 @@
         <w:noBreakHyphen/>
         <w:t xml:space="preserve"> of vaarwegtraject waarvan zij onderdeel uitmaken, via </w:t>
       </w:r>
-      <w:proofErr w:type="spellStart"/>
       <w:r>
         <w:rPr>
           <w:i/>
@@ -10018,11 +9566,9 @@
         </w:rPr>
         <w:t>weg_v</w:t>
       </w:r>
-      <w:proofErr w:type="spellEnd"/>
       <w:r>
         <w:t> of </w:t>
       </w:r>
-      <w:proofErr w:type="spellStart"/>
       <w:r>
         <w:rPr>
           <w:i/>
@@ -10030,7 +9576,6 @@
         </w:rPr>
         <w:t>vaarweg_v</w:t>
       </w:r>
-      <w:proofErr w:type="spellEnd"/>
       <w:r>
         <w:t xml:space="preserve">. Objecten op land die zijn gelegen tussen een provinciale weg en een provinciale vaarweg worden geregistreerd </w:t>
       </w:r>
@@ -10038,7 +9583,6 @@
         <w:lastRenderedPageBreak/>
         <w:t xml:space="preserve">onder </w:t>
       </w:r>
-      <w:proofErr w:type="spellStart"/>
       <w:r>
         <w:rPr>
           <w:i/>
@@ -10046,7 +9590,6 @@
         </w:rPr>
         <w:t>weg_v</w:t>
       </w:r>
-      <w:proofErr w:type="spellEnd"/>
       <w:r>
         <w:t>. Een uitzondering hierop vormen objecten die functioneel tot het systeem van de vaarweg behoren, zoals vaarwegverkeersborden en aanmeervoorzieningen.</w:t>
       </w:r>
@@ -10055,7 +9598,6 @@
       <w:r>
         <w:t>Objecten die deel uitmaken van een kruising tussen een weg en een vaarweg, zoals bruggen, worden gekoppeld aan zowel </w:t>
       </w:r>
-      <w:proofErr w:type="spellStart"/>
       <w:r>
         <w:rPr>
           <w:i/>
@@ -10063,11 +9605,9 @@
         </w:rPr>
         <w:t>weg_v</w:t>
       </w:r>
-      <w:proofErr w:type="spellEnd"/>
       <w:r>
         <w:t> als </w:t>
       </w:r>
-      <w:proofErr w:type="spellStart"/>
       <w:r>
         <w:rPr>
           <w:i/>
@@ -10075,7 +9615,6 @@
         </w:rPr>
         <w:t>vaarweg_v</w:t>
       </w:r>
-      <w:proofErr w:type="spellEnd"/>
       <w:r>
         <w:t>.</w:t>
       </w:r>
@@ -10094,7 +9633,6 @@
       <w:r>
         <w:t>Wegen zijn ten behoeve van de CROW Wegbeheersystematiek (CROW-147) opgedeeld in wegvakken (</w:t>
       </w:r>
-      <w:proofErr w:type="spellStart"/>
       <w:r>
         <w:rPr>
           <w:i/>
@@ -10102,7 +9640,6 @@
         </w:rPr>
         <w:t>wegvak_v</w:t>
       </w:r>
-      <w:proofErr w:type="spellEnd"/>
       <w:r>
         <w:t>)</w:t>
       </w:r>
@@ -10110,15 +9647,7 @@
         <w:t>.</w:t>
       </w:r>
       <w:r>
-        <w:t xml:space="preserve"> Deze wegvakken verdelen de weg in delen van circa 100 meter en sluiten aan op de </w:t>
-      </w:r>
-      <w:proofErr w:type="spellStart"/>
-      <w:r>
-        <w:t>weghectometrering</w:t>
-      </w:r>
-      <w:proofErr w:type="spellEnd"/>
-      <w:r>
-        <w:t>.</w:t>
+        <w:t> Deze wegvakken verdelen de weg in delen van circa 100 meter en sluiten aan op de weghectometrering.</w:t>
       </w:r>
       <w:r>
         <w:t xml:space="preserve"> </w:t>
@@ -10134,15 +9663,7 @@
       </w:r>
       <w:r>
         <w:noBreakHyphen/>
-        <w:t xml:space="preserve">functie, hetzelfde fysiek voorkomen en dezelfde rijbaanaanduiding hebben, worden deze samengevoegd. In dat geval worden de attributen van het langste </w:t>
-      </w:r>
-      <w:proofErr w:type="spellStart"/>
-      <w:r>
-        <w:t>wegdeel</w:t>
-      </w:r>
-      <w:proofErr w:type="spellEnd"/>
-      <w:r>
-        <w:t xml:space="preserve"> overgenomen</w:t>
+        <w:t>functie, hetzelfde fysiek voorkomen en dezelfde rijbaanaanduiding hebben, worden deze samengevoegd. In dat geval worden de attributen van het langste wegdeel overgenomen</w:t>
       </w:r>
       <w:r>
         <w:rPr>
@@ -10257,327 +9778,248 @@
       <w:r>
         <w:t xml:space="preserve"> (</w:t>
       </w:r>
-      <w:proofErr w:type="spellStart"/>
       <w:r>
         <w:rPr>
           <w:i/>
           <w:iCs/>
         </w:rPr>
-        <w:t>ecoduct_p</w:t>
-      </w:r>
-      <w:proofErr w:type="spellEnd"/>
+        <w:t xml:space="preserve">ecoduct_p, duiker_p, </w:t>
+      </w:r>
       <w:r>
         <w:rPr>
           <w:i/>
           <w:iCs/>
         </w:rPr>
-        <w:t xml:space="preserve">, </w:t>
-      </w:r>
-      <w:proofErr w:type="spellStart"/>
+        <w:t>sluiscomplex_p</w:t>
+      </w:r>
       <w:r>
         <w:rPr>
           <w:i/>
           <w:iCs/>
         </w:rPr>
-        <w:t>duiker_p</w:t>
-      </w:r>
-      <w:proofErr w:type="spellEnd"/>
+        <w:t>,</w:t>
+      </w:r>
       <w:r>
         <w:rPr>
           <w:i/>
           <w:iCs/>
         </w:rPr>
-        <w:t xml:space="preserve">, </w:t>
-      </w:r>
-      <w:proofErr w:type="spellStart"/>
+        <w:t xml:space="preserve"> viaduct_p etc.)</w:t>
+      </w:r>
+      <w:r>
+        <w:t>,</w:t>
+      </w:r>
+      <w:r>
+        <w:t xml:space="preserve"> gelegen binnen de fysieke begrenzing van het kunstwerk. Kunstwerken worden geïdentificeerd met een </w:t>
+      </w:r>
       <w:r>
         <w:rPr>
           <w:i/>
           <w:iCs/>
         </w:rPr>
-        <w:t>sluiscomplex_p</w:t>
-      </w:r>
-      <w:proofErr w:type="spellEnd"/>
+        <w:t>topcode</w:t>
+      </w:r>
+      <w:r>
+        <w:t xml:space="preserve"> (objectnummer) </w:t>
+      </w:r>
+      <w:r>
+        <w:t>die door de provincie wordt uitgegeven.</w:t>
+      </w:r>
+    </w:p>
+    <w:p>
+      <w:r>
+        <w:t>Binnen Areaaldata worden alle bouwdelen die in de buitenruimte zichtbaar zijn vastgelegd in de daarvoor ingerichte objecttypen. Vanuit deze objecttypen wordt een relatie gelegd met </w:t>
+      </w:r>
       <w:r>
         <w:rPr>
           <w:i/>
           <w:iCs/>
         </w:rPr>
-        <w:t>,</w:t>
+        <w:t>kunstwerkelement_tbl</w:t>
+      </w:r>
+      <w:r>
+        <w:t>. Bouwdelen die niet of niet direct zichtbaar zijn, worden geregistreerd in het objecttype </w:t>
       </w:r>
       <w:r>
         <w:rPr>
           <w:i/>
           <w:iCs/>
         </w:rPr>
-        <w:t xml:space="preserve"> </w:t>
-      </w:r>
-      <w:proofErr w:type="spellStart"/>
+        <w:t>kunstwerkbouwdeel_tbl</w:t>
+      </w:r>
+      <w:r>
+        <w:t>.</w:t>
+      </w:r>
+    </w:p>
+    <w:p>
+      <w:r>
+        <w:t xml:space="preserve">Om te voldoen aan </w:t>
+      </w:r>
+      <w:r>
+        <w:t>de vereisten van de BGT worden brugdekken en tunnelbuizen geregistreerd en afgedekt met vlakobjecten, zoals </w:t>
+      </w:r>
       <w:r>
         <w:rPr>
           <w:i/>
           <w:iCs/>
         </w:rPr>
-        <w:t>viaduct_p</w:t>
-      </w:r>
-      <w:proofErr w:type="spellEnd"/>
+        <w:t>asfaltverharding_v</w:t>
+      </w:r>
+      <w:r>
+        <w:t xml:space="preserve">. </w:t>
+      </w:r>
+      <w:r>
+        <w:t xml:space="preserve">Deze </w:t>
+      </w:r>
+      <w:r>
+        <w:lastRenderedPageBreak/>
+        <w:t>vlakobjecten worden</w:t>
+      </w:r>
+      <w:r>
+        <w:t xml:space="preserve"> als bouwdeel</w:t>
+      </w:r>
+      <w:r>
+        <w:t xml:space="preserve"> via een element,</w:t>
+      </w:r>
+      <w:r>
+        <w:t xml:space="preserve"> bijvoorbeeld </w:t>
+      </w:r>
       <w:r>
         <w:rPr>
           <w:i/>
           <w:iCs/>
         </w:rPr>
-        <w:t xml:space="preserve"> etc.)</w:t>
-      </w:r>
-      <w:r>
-        <w:t>,</w:t>
-      </w:r>
-      <w:r>
-        <w:t xml:space="preserve"> gelegen binnen de fysieke begrenzing van het kunstwerk. Kunstwerken worden geïdentificeerd met een </w:t>
-      </w:r>
-      <w:proofErr w:type="spellStart"/>
+        <w:t xml:space="preserve">Verharding type </w:t>
+      </w:r>
       <w:r>
         <w:rPr>
           <w:i/>
           <w:iCs/>
         </w:rPr>
-        <w:t>topcode</w:t>
-      </w:r>
-      <w:proofErr w:type="spellEnd"/>
-      <w:r>
-        <w:t xml:space="preserve"> (objectnummer) </w:t>
-      </w:r>
-      <w:r>
-        <w:t>die door de provincie wordt uitgegeven.</w:t>
-      </w:r>
-    </w:p>
-    <w:p>
-      <w:r>
-        <w:t>Binnen Areaaldata worden alle bouwdelen die in de buitenruimte zichtbaar zijn vastgelegd in de daarvoor ingerichte objecttypen. Vanuit deze objecttypen wordt een relatie gelegd met </w:t>
-      </w:r>
-      <w:proofErr w:type="spellStart"/>
+        <w:t>3</w:t>
+      </w:r>
+      <w:r>
+        <w:t>, gekoppeld aan de vaste brug</w:t>
+      </w:r>
+      <w:r>
+        <w:t>.</w:t>
+      </w:r>
+    </w:p>
+    <w:p>
+      <w:r>
+        <w:t>Eenvoudige kunstwerken en kunstwerken die</w:t>
+      </w:r>
+      <w:r>
+        <w:t xml:space="preserve"> niet</w:t>
+      </w:r>
+      <w:r>
+        <w:t xml:space="preserve"> door de provincie</w:t>
+      </w:r>
+      <w:r>
+        <w:t xml:space="preserve"> (gedeeltelijk)</w:t>
+      </w:r>
+      <w:r>
+        <w:t xml:space="preserve"> </w:t>
+      </w:r>
+      <w:r>
+        <w:t>beheerd</w:t>
+      </w:r>
+      <w:r>
+        <w:t xml:space="preserve"> worden, worden niet vastgelegd met een </w:t>
+      </w:r>
+      <w:r>
+        <w:t>decompositie</w:t>
+      </w:r>
+      <w:r>
+        <w:t>.</w:t>
+      </w:r>
+      <w:r>
+        <w:t xml:space="preserve"> </w:t>
+      </w:r>
+    </w:p>
+    <w:p>
+      <w:r>
+        <w:t xml:space="preserve">Een aandachtspunt binnen </w:t>
+      </w:r>
+      <w:r>
+        <w:t>kunstwerken</w:t>
+      </w:r>
+      <w:r>
+        <w:t xml:space="preserve"> vormen duikers. </w:t>
+      </w:r>
+      <w:r>
+        <w:t xml:space="preserve">Afhankelijk van de diameter worden duikers geregistreerd als lijn of als vlakobject; bij een diameter kleiner dan </w:t>
+      </w:r>
+      <w:r>
+        <w:t>dertig centimeter</w:t>
+      </w:r>
+      <w:r>
+        <w:t xml:space="preserve"> als lijnobject en bij een diameter groter dan </w:t>
+      </w:r>
+      <w:r>
+        <w:t>dertig centimeter</w:t>
+      </w:r>
+      <w:r>
+        <w:t xml:space="preserve"> als vlakobject</w:t>
+      </w:r>
+      <w:r>
+        <w:t xml:space="preserve">. </w:t>
+      </w:r>
+      <w:r>
+        <w:t xml:space="preserve">Grote duikers en duikerbruggen </w:t>
+      </w:r>
+      <w:r>
+        <w:t>worden</w:t>
+      </w:r>
+      <w:r>
+        <w:t xml:space="preserve">, naast </w:t>
+      </w:r>
+      <w:r>
+        <w:t xml:space="preserve">in </w:t>
+      </w:r>
       <w:r>
         <w:rPr>
           <w:i/>
           <w:iCs/>
         </w:rPr>
-        <w:t>kunstwerkelement_tbl</w:t>
-      </w:r>
-      <w:proofErr w:type="spellEnd"/>
-      <w:r>
-        <w:t>. Bouwdelen die niet of niet direct zichtbaar zijn, worden geregistreerd in het objecttype </w:t>
-      </w:r>
-      <w:proofErr w:type="spellStart"/>
+        <w:t xml:space="preserve">duiker_l </w:t>
+      </w:r>
+      <w:r>
+        <w:t>of</w:t>
+      </w:r>
       <w:r>
         <w:rPr>
           <w:i/>
           <w:iCs/>
         </w:rPr>
-        <w:t>kunstwerkbouwdeel_tbl</w:t>
-      </w:r>
-      <w:proofErr w:type="spellEnd"/>
-      <w:r>
-        <w:t>.</w:t>
-      </w:r>
-    </w:p>
-    <w:p>
-      <w:r>
-        <w:t xml:space="preserve">Om te voldoen aan </w:t>
-      </w:r>
-      <w:r>
-        <w:t>de vereisten van de BGT worden brugdekken en tunnelbuizen geregistreerd en afgedekt met vlakobjecten, zoals </w:t>
-      </w:r>
-      <w:proofErr w:type="spellStart"/>
+        <w:t xml:space="preserve"> duiker_v</w:t>
+      </w:r>
       <w:r>
         <w:rPr>
           <w:i/>
           <w:iCs/>
         </w:rPr>
-        <w:t>asfaltverharding_v</w:t>
-      </w:r>
-      <w:proofErr w:type="spellEnd"/>
-      <w:r>
-        <w:t xml:space="preserve">. </w:t>
-      </w:r>
-      <w:r>
-        <w:t xml:space="preserve">Deze </w:t>
-      </w:r>
-      <w:r>
-        <w:lastRenderedPageBreak/>
-        <w:t>vlakobjecten worden</w:t>
-      </w:r>
-      <w:r>
-        <w:t xml:space="preserve"> als bouwdeel</w:t>
-      </w:r>
-      <w:r>
-        <w:t xml:space="preserve"> via een element,</w:t>
-      </w:r>
-      <w:r>
-        <w:t xml:space="preserve"> bijvoorbeeld </w:t>
+        <w:t>,</w:t>
+      </w:r>
+      <w:r>
+        <w:t xml:space="preserve"> vastgelegd als </w:t>
       </w:r>
       <w:r>
         <w:rPr>
           <w:i/>
           <w:iCs/>
         </w:rPr>
-        <w:t xml:space="preserve">Verharding type </w:t>
+        <w:t>duiker_p</w:t>
       </w:r>
       <w:r>
         <w:rPr>
           <w:i/>
           <w:iCs/>
         </w:rPr>
-        <w:t>3</w:t>
-      </w:r>
-      <w:r>
-        <w:t>, gekoppeld aan de vaste brug</w:t>
-      </w:r>
-      <w:r>
-        <w:t>.</w:t>
-      </w:r>
-    </w:p>
-    <w:p>
-      <w:r>
-        <w:t>Eenvoudige kunstwerken en kunstwerken die</w:t>
-      </w:r>
-      <w:r>
-        <w:t xml:space="preserve"> niet</w:t>
-      </w:r>
-      <w:r>
-        <w:t xml:space="preserve"> door de provincie</w:t>
-      </w:r>
-      <w:r>
-        <w:t xml:space="preserve"> (gedeeltelijk)</w:t>
-      </w:r>
-      <w:r>
         <w:t xml:space="preserve"> </w:t>
       </w:r>
       <w:r>
-        <w:t>beheerd</w:t>
-      </w:r>
-      <w:r>
-        <w:t xml:space="preserve"> worden, worden niet vastgelegd met een </w:t>
-      </w:r>
-      <w:r>
-        <w:t>decompositie</w:t>
-      </w:r>
-      <w:r>
-        <w:t>.</w:t>
-      </w:r>
-      <w:r>
-        <w:t xml:space="preserve"> </w:t>
-      </w:r>
-    </w:p>
-    <w:p>
-      <w:r>
-        <w:t xml:space="preserve">Een aandachtspunt binnen </w:t>
-      </w:r>
-      <w:r>
-        <w:t>kunstwerken</w:t>
-      </w:r>
-      <w:r>
-        <w:t xml:space="preserve"> vormen duikers. </w:t>
-      </w:r>
-      <w:r>
-        <w:t xml:space="preserve">Afhankelijk van de diameter worden duikers geregistreerd als lijn of als vlakobject; bij een diameter kleiner dan </w:t>
-      </w:r>
-      <w:r>
-        <w:t>dertig centimeter</w:t>
-      </w:r>
-      <w:r>
-        <w:t xml:space="preserve"> als lijnobject en bij een diameter groter dan </w:t>
-      </w:r>
-      <w:r>
-        <w:t>dertig centimeter</w:t>
-      </w:r>
-      <w:r>
-        <w:t xml:space="preserve"> als vlakobject</w:t>
-      </w:r>
-      <w:r>
-        <w:t xml:space="preserve">. </w:t>
-      </w:r>
-      <w:r>
-        <w:t xml:space="preserve">Grote duikers en duikerbruggen </w:t>
-      </w:r>
-      <w:r>
-        <w:t>worden</w:t>
-      </w:r>
-      <w:r>
-        <w:t xml:space="preserve">, naast </w:t>
-      </w:r>
-      <w:r>
-        <w:t xml:space="preserve">in </w:t>
-      </w:r>
-      <w:proofErr w:type="spellStart"/>
-      <w:r>
-        <w:rPr>
-          <w:i/>
-          <w:iCs/>
-        </w:rPr>
-        <w:t>duiker_l</w:t>
-      </w:r>
-      <w:proofErr w:type="spellEnd"/>
-      <w:r>
-        <w:rPr>
-          <w:i/>
-          <w:iCs/>
-        </w:rPr>
-        <w:t xml:space="preserve"> </w:t>
-      </w:r>
-      <w:r>
-        <w:t>of</w:t>
-      </w:r>
-      <w:r>
-        <w:rPr>
-          <w:i/>
-          <w:iCs/>
-        </w:rPr>
-        <w:t xml:space="preserve"> </w:t>
-      </w:r>
-      <w:proofErr w:type="spellStart"/>
-      <w:r>
-        <w:rPr>
-          <w:i/>
-          <w:iCs/>
-        </w:rPr>
-        <w:t>duiker_v</w:t>
-      </w:r>
-      <w:proofErr w:type="spellEnd"/>
-      <w:r>
-        <w:rPr>
-          <w:i/>
-          <w:iCs/>
-        </w:rPr>
-        <w:t>,</w:t>
-      </w:r>
-      <w:r>
-        <w:t xml:space="preserve"> vastgelegd als </w:t>
-      </w:r>
-      <w:proofErr w:type="spellStart"/>
-      <w:r>
-        <w:rPr>
-          <w:i/>
-          <w:iCs/>
-        </w:rPr>
-        <w:t>duiker_p</w:t>
-      </w:r>
-      <w:proofErr w:type="spellEnd"/>
-      <w:r>
-        <w:rPr>
-          <w:i/>
-          <w:iCs/>
-        </w:rPr>
-        <w:t xml:space="preserve"> </w:t>
-      </w:r>
-      <w:r>
-        <w:t xml:space="preserve">en krijgen dan een </w:t>
-      </w:r>
-      <w:proofErr w:type="spellStart"/>
-      <w:r>
-        <w:t>topcode</w:t>
-      </w:r>
-      <w:proofErr w:type="spellEnd"/>
-      <w:r>
-        <w:t xml:space="preserve"> en</w:t>
+        <w:t>en krijgen dan een topcode en</w:t>
       </w:r>
       <w:r>
         <w:t xml:space="preserve"> een decompositie</w:t>
@@ -10654,7 +10096,6 @@
       <w:r>
         <w:t>Oevers langs vaarwegen worden vastgelegd volgens een decompositie die is afgeleid van de NEN 27674. Het objecttype </w:t>
       </w:r>
-      <w:proofErr w:type="spellStart"/>
       <w:r>
         <w:rPr>
           <w:i/>
@@ -10662,7 +10103,6 @@
         </w:rPr>
         <w:t>oeverzone_v</w:t>
       </w:r>
-      <w:proofErr w:type="spellEnd"/>
       <w:r>
         <w:t> </w:t>
       </w:r>
@@ -10775,23 +10215,7 @@
         </w:rPr>
       </w:pPr>
       <w:r>
-        <w:t xml:space="preserve">Bij het opknippen van oeverzones worden kleine letters of volgnummers gebruikt om de afzonderlijke zones te onderscheiden, zodat elke objectnaam uniek is. In sommige gevallen bestaat de identificatie van een oeverzone niet uit </w:t>
-      </w:r>
-      <w:proofErr w:type="spellStart"/>
-      <w:r>
-        <w:t>vaknummers</w:t>
-      </w:r>
-      <w:proofErr w:type="spellEnd"/>
-      <w:r>
-        <w:t xml:space="preserve">, maar is het laatste deel van de naam gebaseerd op de </w:t>
-      </w:r>
-      <w:proofErr w:type="spellStart"/>
-      <w:r>
-        <w:t>vaarweghectometrering</w:t>
-      </w:r>
-      <w:proofErr w:type="spellEnd"/>
-      <w:r>
-        <w:t>. De naamgeving en eventuele toevoegingen bij het opknippen zijn vereist om consistent te zijn met de naamgeving van andere oeverzones binnen dezelfde vaarweg.</w:t>
+        <w:t>Bij het opknippen van oeverzones worden kleine letters of volgnummers gebruikt om de afzonderlijke zones te onderscheiden, zodat elke objectnaam uniek is. In sommige gevallen bestaat de identificatie van een oeverzone niet uit vaknummers, maar is het laatste deel van de naam gebaseerd op de vaarweghectometrering. De naamgeving en eventuele toevoegingen bij het opknippen zijn vereist om consistent te zijn met de naamgeving van andere oeverzones binnen dezelfde vaarweg.</w:t>
       </w:r>
       <w:r>
         <w:t xml:space="preserve"> </w:t>
@@ -10801,7 +10225,6 @@
       <w:r>
         <w:t xml:space="preserve">Oeverzones kunnen uit meerdere elementen bestaan, die worden geregistreerd in het objecttype </w:t>
       </w:r>
-      <w:proofErr w:type="spellStart"/>
       <w:r>
         <w:rPr>
           <w:i/>
@@ -10809,7 +10232,6 @@
         </w:rPr>
         <w:t>oeverelement_tbl</w:t>
       </w:r>
-      <w:proofErr w:type="spellEnd"/>
       <w:r>
         <w:t xml:space="preserve">. </w:t>
       </w:r>
@@ -10853,7 +10275,6 @@
       <w:r>
         <w:t xml:space="preserve"> in </w:t>
       </w:r>
-      <w:proofErr w:type="spellStart"/>
       <w:r>
         <w:rPr>
           <w:i/>
@@ -10861,11 +10282,9 @@
         </w:rPr>
         <w:t>oeverbouwdeel_tbl</w:t>
       </w:r>
-      <w:proofErr w:type="spellEnd"/>
       <w:r>
         <w:t xml:space="preserve"> met een relatie naar </w:t>
       </w:r>
-      <w:proofErr w:type="spellStart"/>
       <w:r>
         <w:rPr>
           <w:i/>
@@ -10873,7 +10292,6 @@
         </w:rPr>
         <w:t>oeverelement_tbl</w:t>
       </w:r>
-      <w:proofErr w:type="spellEnd"/>
       <w:r>
         <w:t>.</w:t>
       </w:r>
@@ -11017,7 +10435,6 @@
           <w:rFonts w:eastAsiaTheme="minorEastAsia"/>
         </w:rPr>
       </w:pPr>
-      <w:proofErr w:type="spellStart"/>
       <w:r>
         <w:rPr>
           <w:rFonts w:asciiTheme="minorHAnsi" w:eastAsiaTheme="minorEastAsia" w:hAnsiTheme="minorHAnsi"/>
@@ -11026,7 +10443,6 @@
         </w:rPr>
         <w:t>Deksloof</w:t>
       </w:r>
-      <w:proofErr w:type="spellEnd"/>
     </w:p>
     <w:p>
       <w:r>
@@ -11053,16 +10469,11 @@
       <w:r>
         <w:t xml:space="preserve">, </w:t>
       </w:r>
-      <w:proofErr w:type="spellStart"/>
       <w:r>
         <w:t>waarbij</w:t>
       </w:r>
       <w:r>
-        <w:t>de</w:t>
-      </w:r>
-      <w:proofErr w:type="spellEnd"/>
-      <w:r>
-        <w:t xml:space="preserve"> oeverzone de functionele samenhang beschrijft en het bouwdeel de fysieke uitvoering vastlegt.</w:t>
+        <w:t>de oeverzone de functionele samenhang beschrijft en het bouwdeel de fysieke uitvoering vastlegt.</w:t>
       </w:r>
     </w:p>
     <w:p>
@@ -11085,7 +10496,6 @@
       <w:r>
         <w:t xml:space="preserve"> worden vastgelegd via een overkoepelende registratie in </w:t>
       </w:r>
-      <w:proofErr w:type="spellStart"/>
       <w:r>
         <w:rPr>
           <w:i/>
@@ -11093,7 +10503,6 @@
         </w:rPr>
         <w:t>utiliteitsnet_tbl</w:t>
       </w:r>
-      <w:proofErr w:type="spellEnd"/>
       <w:r>
         <w:t>.</w:t>
       </w:r>
@@ -11521,7 +10930,6 @@
         <w:lastRenderedPageBreak/>
         <w:t xml:space="preserve">Veel componenten zijn aangebracht op palen of portalen. In </w:t>
       </w:r>
-      <w:proofErr w:type="spellStart"/>
       <w:r>
         <w:rPr>
           <w:i/>
@@ -11529,11 +10937,9 @@
         </w:rPr>
         <w:t>portaal_l</w:t>
       </w:r>
-      <w:proofErr w:type="spellEnd"/>
       <w:r>
         <w:t xml:space="preserve"> registreren we liggers van portalen en in </w:t>
       </w:r>
-      <w:proofErr w:type="spellStart"/>
       <w:r>
         <w:rPr>
           <w:i/>
@@ -11541,14 +10947,12 @@
         </w:rPr>
         <w:t>paal_l</w:t>
       </w:r>
-      <w:proofErr w:type="spellEnd"/>
       <w:r>
         <w:t xml:space="preserve"> de ondersteunende palen. </w:t>
       </w:r>
       <w:r>
         <w:t xml:space="preserve">Enkelzijdige liggers leggen we vast in </w:t>
       </w:r>
-      <w:proofErr w:type="spellStart"/>
       <w:r>
         <w:rPr>
           <w:i/>
@@ -11556,7 +10960,6 @@
         </w:rPr>
         <w:t>zweepmast_l</w:t>
       </w:r>
-      <w:proofErr w:type="spellEnd"/>
       <w:r>
         <w:t xml:space="preserve">. </w:t>
       </w:r>
@@ -11619,13 +11022,8 @@
       <w:r>
         <w:t xml:space="preserve"> </w:t>
       </w:r>
-      <w:proofErr w:type="spellStart"/>
-      <w:r>
-        <w:t>actievemarkeringen</w:t>
-      </w:r>
-      <w:proofErr w:type="spellEnd"/>
-      <w:r>
-        <w:t>, lichtmasten, kasten en andere onderste</w:t>
+      <w:r>
+        <w:t>actievemarkeringen, lichtmasten, kasten en andere onderste</w:t>
       </w:r>
       <w:r>
         <w:t>unende</w:t>
@@ -11660,7 +11058,6 @@
       <w:r>
         <w:t xml:space="preserve"> verwijst naar de bijbehorende OVL‑kast in </w:t>
       </w:r>
-      <w:proofErr w:type="spellStart"/>
       <w:r>
         <w:rPr>
           <w:i/>
@@ -11668,14 +11065,12 @@
         </w:rPr>
         <w:t>utiliteitsnet_tbl</w:t>
       </w:r>
-      <w:proofErr w:type="spellEnd"/>
       <w:r>
         <w:t>.</w:t>
       </w:r>
       <w:r>
         <w:t xml:space="preserve"> De OVL‑kast is als puntobject geregistreerd in </w:t>
       </w:r>
-      <w:proofErr w:type="spellStart"/>
       <w:r>
         <w:rPr>
           <w:i/>
@@ -11683,11 +11078,9 @@
         </w:rPr>
         <w:t>ovl_kast_p</w:t>
       </w:r>
-      <w:proofErr w:type="spellEnd"/>
       <w:r>
         <w:t>, waarbij het midden van de kast als XY‑coördinaat wordt gebruikt. Vanuit de OVL‑kast loopt één elektriciteitskabel (</w:t>
       </w:r>
-      <w:proofErr w:type="spellStart"/>
       <w:r>
         <w:rPr>
           <w:i/>
@@ -11702,7 +11095,6 @@
         </w:rPr>
         <w:t>_l</w:t>
       </w:r>
-      <w:proofErr w:type="spellEnd"/>
       <w:r>
         <w:t>) naar de lichtmast</w:t>
       </w:r>
@@ -11762,15 +11154,7 @@
         <w:t>utiliteitsnet</w:t>
       </w:r>
       <w:r>
-        <w:t xml:space="preserve"> krijgt de objectcode overeenkomstig met de </w:t>
-      </w:r>
-      <w:proofErr w:type="spellStart"/>
-      <w:r>
-        <w:t>Topdesk</w:t>
-      </w:r>
-      <w:proofErr w:type="spellEnd"/>
-      <w:r>
-        <w:t xml:space="preserve">-code welke door </w:t>
+        <w:t xml:space="preserve"> krijgt de objectcode overeenkomstig met de Topdesk-code welke door </w:t>
       </w:r>
       <w:r>
         <w:t xml:space="preserve">provincie </w:t>
@@ -11779,15 +11163,7 @@
         <w:t>Noord-Holland wordt vrijgegeven</w:t>
       </w:r>
       <w:r>
-        <w:t xml:space="preserve"> en overeenkomt met de </w:t>
-      </w:r>
-      <w:proofErr w:type="spellStart"/>
-      <w:r>
-        <w:t>bestickering</w:t>
-      </w:r>
-      <w:proofErr w:type="spellEnd"/>
-      <w:r>
-        <w:t xml:space="preserve"> op de VRI-kast</w:t>
+        <w:t xml:space="preserve"> en overeenkomt met de bestickering op de VRI-kast</w:t>
       </w:r>
       <w:r>
         <w:t xml:space="preserve">. </w:t>
@@ -11795,7 +11171,6 @@
       <w:r>
         <w:t xml:space="preserve">De VRI kast wordt geregistreerd als puntobject in de featureclass </w:t>
       </w:r>
-      <w:proofErr w:type="spellStart"/>
       <w:r>
         <w:rPr>
           <w:i/>
@@ -11803,7 +11178,6 @@
         </w:rPr>
         <w:t>vri_kast_p</w:t>
       </w:r>
-      <w:proofErr w:type="spellEnd"/>
       <w:r>
         <w:t xml:space="preserve">. Het midden van de kast wordt hierbij als XY-coördinaat gebruikt. </w:t>
       </w:r>
@@ -11875,7 +11249,6 @@
         </w:rPr>
         <w:t>van kast naar detectielus (</w:t>
       </w:r>
-      <w:proofErr w:type="spellStart"/>
       <w:r>
         <w:rPr>
           <w:rFonts w:asciiTheme="minorHAnsi" w:eastAsiaTheme="minorEastAsia" w:hAnsiTheme="minorHAnsi"/>
@@ -11896,7 +11269,6 @@
         </w:rPr>
         <w:t>_l</w:t>
       </w:r>
-      <w:proofErr w:type="spellEnd"/>
       <w:r>
         <w:rPr>
           <w:rFonts w:asciiTheme="minorHAnsi" w:eastAsiaTheme="minorEastAsia" w:hAnsiTheme="minorHAnsi"/>
@@ -11936,7 +11308,6 @@
         </w:rPr>
         <w:t>van kast naar VRI‑lantaarn (</w:t>
       </w:r>
-      <w:proofErr w:type="spellStart"/>
       <w:r>
         <w:rPr>
           <w:rFonts w:asciiTheme="minorHAnsi" w:eastAsiaTheme="minorEastAsia" w:hAnsiTheme="minorHAnsi"/>
@@ -11955,18 +11326,7 @@
           <w:sz w:val="24"/>
           <w:szCs w:val="24"/>
         </w:rPr>
-        <w:t>lantaarn_p</w:t>
-      </w:r>
-      <w:proofErr w:type="spellEnd"/>
-      <w:r>
-        <w:rPr>
-          <w:rFonts w:asciiTheme="minorHAnsi" w:eastAsiaTheme="minorEastAsia" w:hAnsiTheme="minorHAnsi"/>
-          <w:i/>
-          <w:iCs/>
-          <w:sz w:val="24"/>
-          <w:szCs w:val="24"/>
-        </w:rPr>
-        <w:t>)</w:t>
+        <w:t>lantaarn_p)</w:t>
       </w:r>
       <w:r>
         <w:rPr>
@@ -11995,7 +11355,6 @@
         </w:rPr>
         <w:t>van kast naar drukknop (</w:t>
       </w:r>
-      <w:proofErr w:type="spellStart"/>
       <w:r>
         <w:rPr>
           <w:rFonts w:asciiTheme="minorHAnsi" w:eastAsiaTheme="minorEastAsia" w:hAnsiTheme="minorHAnsi"/>
@@ -12016,7 +11375,6 @@
         </w:rPr>
         <w:t>_p</w:t>
       </w:r>
-      <w:proofErr w:type="spellEnd"/>
       <w:r>
         <w:rPr>
           <w:rFonts w:asciiTheme="minorHAnsi" w:eastAsiaTheme="minorEastAsia" w:hAnsiTheme="minorHAnsi"/>
@@ -12210,7 +11568,6 @@
       <w:r>
         <w:t xml:space="preserve">uit de keuzelijst </w:t>
       </w:r>
-      <w:proofErr w:type="spellStart"/>
       <w:r>
         <w:rPr>
           <w:i/>
@@ -12253,7 +11610,6 @@
         </w:rPr>
         <w:t>ype</w:t>
       </w:r>
-      <w:proofErr w:type="spellEnd"/>
       <w:r>
         <w:t>. Het utiliteitsnet wordt g</w:t>
       </w:r>
@@ -12386,18 +11742,15 @@
       <w:r>
         <w:t xml:space="preserve"> (</w:t>
       </w:r>
-      <w:proofErr w:type="spellStart"/>
       <w:r>
         <w:t>StopPlace</w:t>
       </w:r>
-      <w:proofErr w:type="spellEnd"/>
       <w:r>
         <w:t>)</w:t>
       </w:r>
       <w:r>
         <w:t xml:space="preserve"> wordt in Areaaldata vastgelegd in het objecttype </w:t>
       </w:r>
-      <w:proofErr w:type="spellStart"/>
       <w:r>
         <w:rPr>
           <w:i/>
@@ -12405,7 +11758,6 @@
         </w:rPr>
         <w:t>halteplaats_v</w:t>
       </w:r>
-      <w:proofErr w:type="spellEnd"/>
       <w:r>
         <w:t xml:space="preserve">. Dit functionele vlak omvat alle </w:t>
       </w:r>
@@ -12433,7 +11785,6 @@
       <w:r>
         <w:t xml:space="preserve"> </w:t>
       </w:r>
-      <w:proofErr w:type="spellStart"/>
       <w:r>
         <w:rPr>
           <w:i/>
@@ -12441,7 +11792,6 @@
         </w:rPr>
         <w:t>Perron_v</w:t>
       </w:r>
-      <w:proofErr w:type="spellEnd"/>
       <w:r>
         <w:t xml:space="preserve"> </w:t>
       </w:r>
@@ -12472,7 +11822,6 @@
       <w:r>
         <w:t xml:space="preserve">Het objecttype </w:t>
       </w:r>
-      <w:proofErr w:type="spellStart"/>
       <w:r>
         <w:rPr>
           <w:i/>
@@ -12487,25 +11836,8 @@
         </w:rPr>
         <w:t>_l</w:t>
       </w:r>
-      <w:proofErr w:type="spellEnd"/>
-      <w:r>
-        <w:t xml:space="preserve"> wordt gebruikt voor de registratie van alle geluidwerende objecten. Hieronder vallen onder andere geluidwallen, </w:t>
-      </w:r>
-      <w:proofErr w:type="spellStart"/>
-      <w:r>
-        <w:t>diffractoren</w:t>
-      </w:r>
-      <w:proofErr w:type="spellEnd"/>
-      <w:r>
-        <w:t xml:space="preserve"> en geluidschermen. De constructie wordt ingetekend op de locatie waar deze wordt opgenomen in de geluidmodellen. Geluidwerende constructies worden geïdentificeerd met een </w:t>
-      </w:r>
-      <w:proofErr w:type="spellStart"/>
-      <w:r>
-        <w:t>topcode</w:t>
-      </w:r>
-      <w:proofErr w:type="spellEnd"/>
-      <w:r>
-        <w:t xml:space="preserve"> (objectnummer) die door de provincie wordt uitgegeven.</w:t>
+      <w:r>
+        <w:t xml:space="preserve"> wordt gebruikt voor de registratie van alle geluidwerende objecten. Hieronder vallen onder andere geluidwallen, diffractoren en geluidschermen. De constructie wordt ingetekend op de locatie waar deze wordt opgenomen in de geluidmodellen. Geluidwerende constructies worden geïdentificeerd met een topcode (objectnummer) die door de provincie wordt uitgegeven.</w:t>
       </w:r>
     </w:p>
     <w:p>
@@ -12518,7 +11850,6 @@
       <w:r>
         <w:t xml:space="preserve">Het geluidscherm wordt op elementniveau vastgelegd als </w:t>
       </w:r>
-      <w:proofErr w:type="spellStart"/>
       <w:r>
         <w:rPr>
           <w:i/>
@@ -12526,7 +11857,6 @@
         </w:rPr>
         <w:t>geluidscherm_l</w:t>
       </w:r>
-      <w:proofErr w:type="spellEnd"/>
       <w:r>
         <w:t>. De geometrie wordt opgesplitst op locaties waar kenmerken wijzigen, zoals hoogte of materialisatie, en daarnaast per 100 meter.</w:t>
       </w:r>
@@ -12542,7 +11872,6 @@
         <w:lastRenderedPageBreak/>
         <w:t xml:space="preserve">Overige elementen, zoals talud (bijvoorbeeld wanneer een scherm op een wal staat) en vluchtweginstallatie, worden vastgelegd in </w:t>
       </w:r>
-      <w:proofErr w:type="spellStart"/>
       <w:r>
         <w:rPr>
           <w:i/>
@@ -12550,11 +11879,9 @@
         </w:rPr>
         <w:t>kunstwerkelement_tbl</w:t>
       </w:r>
-      <w:proofErr w:type="spellEnd"/>
       <w:r>
         <w:t xml:space="preserve">. De bijbehorende bouwdelen worden geregistreerd in </w:t>
       </w:r>
-      <w:proofErr w:type="spellStart"/>
       <w:r>
         <w:rPr>
           <w:i/>
@@ -12562,7 +11889,6 @@
         </w:rPr>
         <w:t>kunstwerkbouwdeel_tbl</w:t>
       </w:r>
-      <w:proofErr w:type="spellEnd"/>
       <w:r>
         <w:t>.</w:t>
       </w:r>
@@ -12581,14 +11907,12 @@
       <w:r>
         <w:t xml:space="preserve">Fauna‑gerelateerde objecten, die gezamenlijk onderdeel vormen van één integrale faunavoorziening, moeten via een relatie aan het functionele vlakobject </w:t>
       </w:r>
-      <w:proofErr w:type="spellStart"/>
       <w:r>
         <w:rPr>
           <w:i/>
         </w:rPr>
         <w:t>gebied_faunavoorziening_v</w:t>
       </w:r>
-      <w:proofErr w:type="spellEnd"/>
       <w:r>
         <w:t xml:space="preserve"> worden gekoppeld</w:t>
       </w:r>
@@ -12689,7 +12013,6 @@
         </w:rPr>
         <w:t xml:space="preserve"> aan </w:t>
       </w:r>
-      <w:proofErr w:type="spellStart"/>
       <w:r>
         <w:rPr>
           <w:rFonts w:asciiTheme="minorHAnsi" w:eastAsiaTheme="minorEastAsia" w:hAnsiTheme="minorHAnsi"/>
@@ -12699,7 +12022,6 @@
         </w:rPr>
         <w:t>gebied_faunavoorziening_v</w:t>
       </w:r>
-      <w:proofErr w:type="spellEnd"/>
       <w:r>
         <w:rPr>
           <w:rFonts w:asciiTheme="minorHAnsi" w:eastAsiaTheme="minorEastAsia" w:hAnsiTheme="minorHAnsi"/>
@@ -12794,7 +12116,6 @@
         </w:rPr>
         <w:t xml:space="preserve"> de primaire functie hebben om fauna te weren/geleiden worden onder </w:t>
       </w:r>
-      <w:proofErr w:type="spellStart"/>
       <w:r>
         <w:rPr>
           <w:rFonts w:asciiTheme="minorHAnsi" w:eastAsiaTheme="minorEastAsia" w:hAnsiTheme="minorHAnsi"/>
@@ -12804,7 +12125,6 @@
         </w:rPr>
         <w:t>faunameubilair_l</w:t>
       </w:r>
-      <w:proofErr w:type="spellEnd"/>
       <w:r>
         <w:rPr>
           <w:rFonts w:asciiTheme="minorHAnsi" w:eastAsiaTheme="minorEastAsia" w:hAnsiTheme="minorHAnsi"/>
@@ -12827,25 +12147,14 @@
           <w:szCs w:val="24"/>
         </w:rPr>
       </w:pPr>
-      <w:proofErr w:type="spellStart"/>
       <w:r>
         <w:rPr>
           <w:rFonts w:asciiTheme="minorHAnsi" w:eastAsiaTheme="minorEastAsia" w:hAnsiTheme="minorHAnsi"/>
           <w:sz w:val="24"/>
           <w:szCs w:val="24"/>
         </w:rPr>
-        <w:t>Geleidewanden</w:t>
-      </w:r>
-      <w:proofErr w:type="spellEnd"/>
-      <w:r>
-        <w:rPr>
-          <w:rFonts w:asciiTheme="minorHAnsi" w:eastAsiaTheme="minorEastAsia" w:hAnsiTheme="minorHAnsi"/>
-          <w:sz w:val="24"/>
-          <w:szCs w:val="24"/>
-        </w:rPr>
-        <w:t xml:space="preserve"> welke onderdeel uitmaken van een raster worden als losse </w:t>
-      </w:r>
-      <w:proofErr w:type="spellStart"/>
+        <w:t xml:space="preserve">Geleidewanden welke onderdeel uitmaken van een raster worden als losse </w:t>
+      </w:r>
       <w:r>
         <w:rPr>
           <w:rFonts w:asciiTheme="minorHAnsi" w:eastAsiaTheme="minorEastAsia" w:hAnsiTheme="minorHAnsi"/>
@@ -12876,7 +12185,6 @@
         </w:rPr>
         <w:t>_l</w:t>
       </w:r>
-      <w:proofErr w:type="spellEnd"/>
       <w:r>
         <w:rPr>
           <w:rFonts w:asciiTheme="minorHAnsi" w:eastAsiaTheme="minorEastAsia" w:hAnsiTheme="minorHAnsi"/>
@@ -12931,7 +12239,6 @@
         </w:rPr>
         <w:t xml:space="preserve"> worden als </w:t>
       </w:r>
-      <w:proofErr w:type="spellStart"/>
       <w:r>
         <w:rPr>
           <w:rFonts w:asciiTheme="minorHAnsi" w:eastAsiaTheme="minorEastAsia" w:hAnsiTheme="minorHAnsi"/>
@@ -12939,17 +12246,7 @@
           <w:sz w:val="24"/>
           <w:szCs w:val="24"/>
         </w:rPr>
-        <w:t>faunavoorziening_v</w:t>
-      </w:r>
-      <w:proofErr w:type="spellEnd"/>
-      <w:r>
-        <w:rPr>
-          <w:rFonts w:asciiTheme="minorHAnsi" w:eastAsiaTheme="minorEastAsia" w:hAnsiTheme="minorHAnsi"/>
-          <w:i/>
-          <w:sz w:val="24"/>
-          <w:szCs w:val="24"/>
-        </w:rPr>
-        <w:t xml:space="preserve"> </w:t>
+        <w:t xml:space="preserve">faunavoorziening_v </w:t>
       </w:r>
       <w:r>
         <w:rPr>
@@ -13207,35 +12504,30 @@
       </w:pPr>
       <w:bookmarkStart w:id="62" w:name="_Ref24610891"/>
       <w:bookmarkStart w:id="63" w:name="_Toc213939964"/>
-      <w:bookmarkStart w:id="64" w:name="_Toc136940297"/>
-      <w:bookmarkStart w:id="65" w:name="_Toc189645536"/>
-      <w:bookmarkStart w:id="66" w:name="_Ref383159194"/>
-      <w:bookmarkStart w:id="67" w:name="_Toc227669948"/>
+      <w:bookmarkStart w:id="64" w:name="_Toc227669948"/>
+      <w:bookmarkStart w:id="65" w:name="_Toc136940297"/>
+      <w:bookmarkStart w:id="66" w:name="_Toc189645536"/>
+      <w:bookmarkStart w:id="67" w:name="_Ref383159194"/>
       <w:r>
         <w:t>Bestandsformaat</w:t>
       </w:r>
       <w:bookmarkEnd w:id="62"/>
       <w:bookmarkEnd w:id="63"/>
-      <w:bookmarkEnd w:id="67"/>
+      <w:bookmarkEnd w:id="64"/>
     </w:p>
     <w:p>
       <w:bookmarkStart w:id="68" w:name="_Toc95539439"/>
       <w:bookmarkStart w:id="69" w:name="_Toc136940299"/>
       <w:bookmarkStart w:id="70" w:name="_Toc189645538"/>
-      <w:bookmarkEnd w:id="64"/>
       <w:bookmarkEnd w:id="65"/>
       <w:bookmarkEnd w:id="66"/>
+      <w:bookmarkEnd w:id="67"/>
       <w:r>
         <w:t xml:space="preserve">Revisiebestanden voor Areaaldata worden aangeleverd in het </w:t>
       </w:r>
       <w:r>
-        <w:t xml:space="preserve">ESRI File </w:t>
-      </w:r>
-      <w:proofErr w:type="spellStart"/>
-      <w:r>
-        <w:t>Geodatabase</w:t>
-      </w:r>
-      <w:proofErr w:type="spellEnd"/>
+        <w:t>ESRI File Geodatabase</w:t>
+      </w:r>
       <w:r>
         <w:t>-</w:t>
       </w:r>
@@ -13243,15 +12535,7 @@
         <w:t>formaat</w:t>
       </w:r>
       <w:r>
-        <w:t xml:space="preserve"> (.</w:t>
-      </w:r>
-      <w:proofErr w:type="spellStart"/>
-      <w:r>
-        <w:t>fgdb</w:t>
-      </w:r>
-      <w:proofErr w:type="spellEnd"/>
-      <w:r>
-        <w:t>)</w:t>
+        <w:t xml:space="preserve"> (.fgdb)</w:t>
       </w:r>
       <w:r>
         <w:t>.</w:t>
@@ -13260,13 +12544,8 @@
         <w:t xml:space="preserve"> Voor het </w:t>
       </w:r>
       <w:r>
-        <w:t xml:space="preserve">ESRI File </w:t>
-      </w:r>
-      <w:proofErr w:type="spellStart"/>
-      <w:r>
-        <w:t>Geodatabase</w:t>
-      </w:r>
-      <w:proofErr w:type="spellEnd"/>
+        <w:t>ESRI File Geodatabase</w:t>
+      </w:r>
       <w:r>
         <w:noBreakHyphen/>
         <w:t>formaat gelden de volgende voorschriften:</w:t>
@@ -13280,15 +12559,7 @@
         </w:numPr>
       </w:pPr>
       <w:r>
-        <w:t xml:space="preserve">De ESRI File </w:t>
-      </w:r>
-      <w:proofErr w:type="spellStart"/>
-      <w:r>
-        <w:t>Geodatabase</w:t>
-      </w:r>
-      <w:proofErr w:type="spellEnd"/>
-      <w:r>
-        <w:t> </w:t>
+        <w:t>De ESRI File Geodatabase </w:t>
       </w:r>
       <w:r>
         <w:t>moet</w:t>
@@ -13296,13 +12567,8 @@
       <w:r>
         <w:t> bruikbaar zijn in </w:t>
       </w:r>
-      <w:proofErr w:type="spellStart"/>
-      <w:r>
-        <w:t>ArcGIS</w:t>
-      </w:r>
-      <w:proofErr w:type="spellEnd"/>
-      <w:r>
-        <w:t xml:space="preserve"> Pro 3.5.4</w:t>
+      <w:r>
+        <w:t>ArcGIS Pro 3.5.4</w:t>
       </w:r>
       <w:r>
         <w:t>.</w:t>
@@ -13332,21 +12598,8 @@
           <w:numId w:val="52"/>
         </w:numPr>
       </w:pPr>
-      <w:proofErr w:type="spellStart"/>
-      <w:r>
-        <w:t>Relationship</w:t>
-      </w:r>
-      <w:proofErr w:type="spellEnd"/>
-      <w:r>
-        <w:t xml:space="preserve"> classes die op het moment van ontvangst onderdeel uitmaken van de File </w:t>
-      </w:r>
-      <w:proofErr w:type="spellStart"/>
-      <w:r>
-        <w:t>Geodatabase</w:t>
-      </w:r>
-      <w:proofErr w:type="spellEnd"/>
-      <w:r>
-        <w:t>, </w:t>
+      <w:r>
+        <w:t>Relationship classes die op het moment van ontvangst onderdeel uitmaken van de File Geodatabase, </w:t>
       </w:r>
       <w:r>
         <w:t>worden</w:t>
@@ -13372,15 +12625,7 @@
         <w:t xml:space="preserve"> kan worden </w:t>
       </w:r>
       <w:r>
-        <w:t xml:space="preserve">in een File </w:t>
-      </w:r>
-      <w:proofErr w:type="spellStart"/>
-      <w:r>
-        <w:t>Geodatabase</w:t>
-      </w:r>
-      <w:proofErr w:type="spellEnd"/>
-      <w:r>
-        <w:t xml:space="preserve"> </w:t>
+        <w:t xml:space="preserve">in een File Geodatabase </w:t>
       </w:r>
       <w:r>
         <w:t>wat</w:t>
@@ -13825,7 +13070,6 @@
       <w:r>
         <w:t>Het attribuut </w:t>
       </w:r>
-      <w:proofErr w:type="spellStart"/>
       <w:r>
         <w:rPr>
           <w:i/>
@@ -13833,7 +13077,6 @@
         </w:rPr>
         <w:t>ad_id</w:t>
       </w:r>
-      <w:proofErr w:type="spellEnd"/>
       <w:r>
         <w:t> van een object </w:t>
       </w:r>
@@ -13843,7 +13086,6 @@
       <w:r>
         <w:t> aan het </w:t>
       </w:r>
-      <w:proofErr w:type="spellStart"/>
       <w:r>
         <w:rPr>
           <w:i/>
@@ -13851,7 +13093,6 @@
         </w:rPr>
         <w:t>ad_id</w:t>
       </w:r>
-      <w:proofErr w:type="spellEnd"/>
       <w:r>
         <w:t> van het aangeleverde object. Uitsluitend voor </w:t>
       </w:r>
@@ -13870,7 +13111,6 @@
       <w:r>
         <w:t xml:space="preserve">nieuw </w:t>
       </w:r>
-      <w:proofErr w:type="spellStart"/>
       <w:r>
         <w:rPr>
           <w:i/>
@@ -13878,7 +13118,6 @@
         </w:rPr>
         <w:t>ad_id</w:t>
       </w:r>
-      <w:proofErr w:type="spellEnd"/>
       <w:r>
         <w:t> aangemaakt. Wanneer een object van het ene objecttype naar een ander objecttype wordt overgezet, </w:t>
       </w:r>
@@ -13888,7 +13127,6 @@
       <w:r>
         <w:t> een nieuw </w:t>
       </w:r>
-      <w:proofErr w:type="spellStart"/>
       <w:r>
         <w:rPr>
           <w:i/>
@@ -13896,7 +13134,6 @@
         </w:rPr>
         <w:t>ad_id</w:t>
       </w:r>
-      <w:proofErr w:type="spellEnd"/>
       <w:r>
         <w:t> aangemaakt, ongeacht de verwerkingsstatus.</w:t>
       </w:r>
@@ -14219,25 +13456,7 @@
           <w:sz w:val="24"/>
           <w:szCs w:val="24"/>
         </w:rPr>
-        <w:t xml:space="preserve">Voorbeeld: bij een wegverbreding wordt het ondersteunend </w:t>
-      </w:r>
-      <w:proofErr w:type="spellStart"/>
-      <w:r>
-        <w:rPr>
-          <w:rFonts w:asciiTheme="minorHAnsi" w:hAnsiTheme="minorHAnsi"/>
-          <w:sz w:val="24"/>
-          <w:szCs w:val="24"/>
-        </w:rPr>
-        <w:t>wegdeel</w:t>
-      </w:r>
-      <w:proofErr w:type="spellEnd"/>
-      <w:r>
-        <w:rPr>
-          <w:rFonts w:asciiTheme="minorHAnsi" w:hAnsiTheme="minorHAnsi"/>
-          <w:sz w:val="24"/>
-          <w:szCs w:val="24"/>
-        </w:rPr>
-        <w:t xml:space="preserve"> (berm) smaller. Dit leidt tot een </w:t>
+        <w:t xml:space="preserve">Voorbeeld: bij een wegverbreding wordt het ondersteunend wegdeel (berm) smaller. Dit leidt tot een </w:t>
       </w:r>
       <w:r>
         <w:rPr>
@@ -14291,25 +13510,7 @@
           <w:sz w:val="24"/>
           <w:szCs w:val="24"/>
         </w:rPr>
-        <w:t xml:space="preserve"> object vastgelegd. Het bestaande ondersteunende </w:t>
-      </w:r>
-      <w:proofErr w:type="spellStart"/>
-      <w:r>
-        <w:rPr>
-          <w:rFonts w:asciiTheme="minorHAnsi" w:hAnsiTheme="minorHAnsi"/>
-          <w:sz w:val="24"/>
-          <w:szCs w:val="24"/>
-        </w:rPr>
-        <w:t>wegdeel</w:t>
-      </w:r>
-      <w:proofErr w:type="spellEnd"/>
-      <w:r>
-        <w:rPr>
-          <w:rFonts w:asciiTheme="minorHAnsi" w:hAnsiTheme="minorHAnsi"/>
-          <w:sz w:val="24"/>
-          <w:szCs w:val="24"/>
-        </w:rPr>
-        <w:t xml:space="preserve"> blijft daarbij bestaan als een </w:t>
+        <w:t xml:space="preserve"> object vastgelegd. Het bestaande ondersteunende wegdeel blijft daarbij bestaan als een </w:t>
       </w:r>
       <w:r>
         <w:rPr>
@@ -14361,15 +13562,7 @@
         </w:numPr>
       </w:pPr>
       <w:r>
-        <w:t xml:space="preserve">Bij aansluitingen tussen objecten hebben </w:t>
-      </w:r>
-      <w:proofErr w:type="spellStart"/>
-      <w:r>
-        <w:t>vertices</w:t>
-      </w:r>
-      <w:proofErr w:type="spellEnd"/>
-      <w:r>
-        <w:t xml:space="preserve"> (detailpunten) die in beide objecten voorkomen identieke X- en Y-coördinaten, rekening houdend met de in paragraaf 2.2 beschreven resolutie en tolerantie. Deze eis geldt ook voor de aansluiting van nieuw ingemeten objecten op bestaande Areaaldata.</w:t>
+        <w:t>Bij aansluitingen tussen objecten hebben vertices (detailpunten) die in beide objecten voorkomen identieke X- en Y-coördinaten, rekening houdend met de in paragraaf 2.2 beschreven resolutie en tolerantie. Deze eis geldt ook voor de aansluiting van nieuw ingemeten objecten op bestaande Areaaldata.</w:t>
       </w:r>
     </w:p>
     <w:p>
@@ -14390,11 +13583,9 @@
       <w:r>
         <w:t xml:space="preserve">Voor de ingewonnen </w:t>
       </w:r>
-      <w:proofErr w:type="spellStart"/>
       <w:r>
         <w:t>vertices</w:t>
       </w:r>
-      <w:proofErr w:type="spellEnd"/>
       <w:r>
         <w:t xml:space="preserve"> gelden de onderstaande nauwkeurigheidseisen. Daarbij wordt een indeling gehanteerd in vier nauwkeurigheidsklassen</w:t>
       </w:r>
@@ -14481,7 +13672,6 @@
             <w:tcW w:w="5387" w:type="dxa"/>
           </w:tcPr>
           <w:p>
-            <w:proofErr w:type="spellStart"/>
             <w:r>
               <w:rPr>
                 <w:rFonts w:cs="Calibri"/>
@@ -14492,14 +13682,7 @@
               <w:rPr>
                 <w:vertAlign w:val="subscript"/>
               </w:rPr>
-              <w:t>x,y</w:t>
-            </w:r>
-            <w:proofErr w:type="spellEnd"/>
-            <w:r>
-              <w:rPr>
-                <w:vertAlign w:val="subscript"/>
-              </w:rPr>
-              <w:t xml:space="preserve"> </w:t>
+              <w:t xml:space="preserve">x,y </w:t>
             </w:r>
             <w:r>
               <w:t>&lt; 5 cm</w:t>
@@ -14529,7 +13712,6 @@
             <w:tcW w:w="5387" w:type="dxa"/>
           </w:tcPr>
           <w:p>
-            <w:proofErr w:type="spellStart"/>
             <w:r>
               <w:rPr>
                 <w:rFonts w:ascii="Calibri" w:hAnsi="Calibri" w:cs="Calibri"/>
@@ -14540,14 +13722,7 @@
               <w:rPr>
                 <w:vertAlign w:val="subscript"/>
               </w:rPr>
-              <w:t>x,y</w:t>
-            </w:r>
-            <w:proofErr w:type="spellEnd"/>
-            <w:r>
-              <w:rPr>
-                <w:vertAlign w:val="subscript"/>
-              </w:rPr>
-              <w:t xml:space="preserve"> </w:t>
+              <w:t xml:space="preserve">x,y </w:t>
             </w:r>
             <w:r>
               <w:t>&lt; 7,5 cm</w:t>
@@ -14577,7 +13752,6 @@
             <w:tcW w:w="5387" w:type="dxa"/>
           </w:tcPr>
           <w:p>
-            <w:proofErr w:type="spellStart"/>
             <w:r>
               <w:rPr>
                 <w:rFonts w:ascii="Calibri" w:hAnsi="Calibri" w:cs="Calibri"/>
@@ -14588,14 +13762,7 @@
               <w:rPr>
                 <w:vertAlign w:val="subscript"/>
               </w:rPr>
-              <w:t>x,y</w:t>
-            </w:r>
-            <w:proofErr w:type="spellEnd"/>
-            <w:r>
-              <w:rPr>
-                <w:vertAlign w:val="subscript"/>
-              </w:rPr>
-              <w:t xml:space="preserve"> </w:t>
+              <w:t xml:space="preserve">x,y </w:t>
             </w:r>
             <w:r>
               <w:t>&lt; 15 cm</w:t>
@@ -14625,7 +13792,6 @@
             <w:tcW w:w="5387" w:type="dxa"/>
           </w:tcPr>
           <w:p>
-            <w:proofErr w:type="spellStart"/>
             <w:r>
               <w:rPr>
                 <w:rFonts w:ascii="Calibri" w:hAnsi="Calibri" w:cs="Calibri"/>
@@ -14636,14 +13802,7 @@
               <w:rPr>
                 <w:vertAlign w:val="subscript"/>
               </w:rPr>
-              <w:t>x,y</w:t>
-            </w:r>
-            <w:proofErr w:type="spellEnd"/>
-            <w:r>
-              <w:rPr>
-                <w:vertAlign w:val="subscript"/>
-              </w:rPr>
-              <w:t xml:space="preserve"> </w:t>
+              <w:t xml:space="preserve">x,y </w:t>
             </w:r>
             <w:r>
               <w:t>&lt; 25 cm</w:t>
@@ -14759,12 +13918,10 @@
         </w:tabs>
         <w:spacing w:after="0" w:line="240" w:lineRule="auto"/>
       </w:pPr>
-      <w:proofErr w:type="spellStart"/>
       <w:r>
         <w:lastRenderedPageBreak/>
         <w:t>Kantweg</w:t>
       </w:r>
-      <w:proofErr w:type="spellEnd"/>
       <w:r>
         <w:t xml:space="preserve">, </w:t>
       </w:r>
@@ -15079,23 +14236,7 @@
     </w:p>
     <w:p>
       <w:r>
-        <w:t xml:space="preserve">Indien de projectie </w:t>
-      </w:r>
-      <w:proofErr w:type="spellStart"/>
-      <w:r>
-        <w:t>dXY</w:t>
-      </w:r>
-      <w:proofErr w:type="spellEnd"/>
-      <w:r>
-        <w:t xml:space="preserve"> of </w:t>
-      </w:r>
-      <w:proofErr w:type="spellStart"/>
-      <w:r>
-        <w:t>dZ</w:t>
-      </w:r>
-      <w:proofErr w:type="spellEnd"/>
-      <w:r>
-        <w:t xml:space="preserve"> van een niet gemeten objectpunt op de lijn of vlakrand</w:t>
+        <w:t>Indien de projectie dXY of dZ van een niet gemeten objectpunt op de lijn of vlakrand</w:t>
       </w:r>
       <w:r>
         <w:t>, gelegen</w:t>
@@ -15230,15 +14371,7 @@
     </w:p>
     <w:p>
       <w:r>
-        <w:t xml:space="preserve">Het maximaal aantal </w:t>
-      </w:r>
-      <w:proofErr w:type="spellStart"/>
-      <w:r>
-        <w:t>vertices</w:t>
-      </w:r>
-      <w:proofErr w:type="spellEnd"/>
-      <w:r>
-        <w:t xml:space="preserve"> per geometrie is 5000.</w:t>
+        <w:t>Het maximaal aantal vertices per geometrie is 5000.</w:t>
       </w:r>
     </w:p>
     <w:p>
@@ -15626,13 +14759,8 @@
         <w:t xml:space="preserve"> uitgevoerde werkzaamheden </w:t>
       </w:r>
       <w:r>
-        <w:t xml:space="preserve">en/of alle gegevens die voortkomen uit een inspectie of </w:t>
-      </w:r>
-      <w:proofErr w:type="spellStart"/>
-      <w:r>
-        <w:t>inmeting</w:t>
-      </w:r>
-      <w:proofErr w:type="spellEnd"/>
+        <w:t>en/of alle gegevens die voortkomen uit een inspectie of inmeting</w:t>
+      </w:r>
       <w:r>
         <w:t xml:space="preserve">. </w:t>
       </w:r>
@@ -15701,19 +14829,19 @@
         <w:pStyle w:val="Kop2"/>
       </w:pPr>
       <w:bookmarkStart w:id="78" w:name="_Toc213939963"/>
-      <w:bookmarkStart w:id="79" w:name="_Toc94491011"/>
-      <w:bookmarkStart w:id="80" w:name="_Toc95539435"/>
-      <w:bookmarkStart w:id="81" w:name="_Toc136940291"/>
-      <w:bookmarkStart w:id="82" w:name="_Toc227669956"/>
+      <w:bookmarkStart w:id="79" w:name="_Toc227669956"/>
+      <w:bookmarkStart w:id="80" w:name="_Toc94491011"/>
+      <w:bookmarkStart w:id="81" w:name="_Toc95539435"/>
+      <w:bookmarkStart w:id="82" w:name="_Toc136940291"/>
       <w:r>
         <w:t>Meetgebied</w:t>
       </w:r>
       <w:bookmarkEnd w:id="78"/>
-      <w:bookmarkEnd w:id="82"/>
-    </w:p>
-    <w:bookmarkEnd w:id="79"/>
+      <w:bookmarkEnd w:id="79"/>
+    </w:p>
     <w:bookmarkEnd w:id="80"/>
     <w:bookmarkEnd w:id="81"/>
+    <w:bookmarkEnd w:id="82"/>
     <w:p>
       <w:r>
         <w:t>Het meetgebied omvat minimaal alle objecten die zijn gemuteerd of die voortkomen uit binnen het project uitgevoerde werkzaamheden.</w:t>
@@ -15814,7 +14942,6 @@
       <w:r>
         <w:t xml:space="preserve">Bepaalde velden worden door het systeem automatisch gevuld met een gebruikersnaam, zoals </w:t>
       </w:r>
-      <w:proofErr w:type="spellStart"/>
       <w:r>
         <w:rPr>
           <w:i/>
@@ -15822,7 +14949,6 @@
         </w:rPr>
         <w:t>last_edited_user</w:t>
       </w:r>
-      <w:proofErr w:type="spellEnd"/>
       <w:r>
         <w:t>. Dataleveranciers en gebruikers dienen zich ervan bewust te zijn dat deze gegevens worden vastgelegd en opgeslagen in Areaaldata. De gebruikersnaam mag worden geanonimiseerd.</w:t>
       </w:r>
@@ -15839,10 +14965,10 @@
       <w:bookmarkStart w:id="86" w:name="_Toc273971157"/>
       <w:bookmarkStart w:id="87" w:name="_Toc270324342"/>
       <w:bookmarkStart w:id="88" w:name="_Toc273971158"/>
-      <w:bookmarkStart w:id="89" w:name="_Toc117166858"/>
-      <w:bookmarkStart w:id="90" w:name="_Toc117168073"/>
-      <w:bookmarkStart w:id="91" w:name="_Toc120080838"/>
-      <w:bookmarkStart w:id="92" w:name="_Toc227669958"/>
+      <w:bookmarkStart w:id="89" w:name="_Toc227669958"/>
+      <w:bookmarkStart w:id="90" w:name="_Toc117166858"/>
+      <w:bookmarkStart w:id="91" w:name="_Toc117168073"/>
+      <w:bookmarkStart w:id="92" w:name="_Toc120080838"/>
       <w:bookmarkEnd w:id="84"/>
       <w:bookmarkEnd w:id="85"/>
       <w:bookmarkEnd w:id="86"/>
@@ -15851,15 +14977,15 @@
       <w:r>
         <w:t>Aanvullende eisen inwinning objecten</w:t>
       </w:r>
-      <w:bookmarkEnd w:id="92"/>
+      <w:bookmarkEnd w:id="89"/>
     </w:p>
     <w:p>
       <w:r>
         <w:t>De Objecttypebibliotheek (OTL) bevat een gedetailleerde beschrijving van de in te winnen objecttypen en bijbehorende attributen. Voor de interpretatie en toepassing van de OTL gelden de onderstaande aandachtspunten</w:t>
       </w:r>
-      <w:bookmarkEnd w:id="89"/>
       <w:bookmarkEnd w:id="90"/>
       <w:bookmarkEnd w:id="91"/>
+      <w:bookmarkEnd w:id="92"/>
       <w:r>
         <w:t>:</w:t>
       </w:r>
@@ -15887,7 +15013,6 @@
         </w:rPr>
         <w:t xml:space="preserve">Verharde oeverbescherming langs vaarwegen, zoals basaltblokken, die geen damwand, kademuur of walbescherming betreft, wordt vastgelegd als vlakobject van het type </w:t>
       </w:r>
-      <w:proofErr w:type="spellStart"/>
       <w:r>
         <w:rPr>
           <w:rFonts w:asciiTheme="minorHAnsi" w:hAnsiTheme="minorHAnsi"/>
@@ -15918,7 +15043,6 @@
         </w:rPr>
         <w:t>_v</w:t>
       </w:r>
-      <w:proofErr w:type="spellEnd"/>
       <w:r>
         <w:rPr>
           <w:rFonts w:asciiTheme="minorHAnsi" w:hAnsiTheme="minorHAnsi"/>
@@ -15927,7 +15051,6 @@
         </w:rPr>
         <w:t xml:space="preserve"> ten behoeve van de Basisregistratie Grootschalige Topografie (BGT). Indien deze objecten onderdeel uitmaken van een </w:t>
       </w:r>
-      <w:proofErr w:type="spellStart"/>
       <w:r>
         <w:rPr>
           <w:rFonts w:asciiTheme="minorHAnsi" w:hAnsiTheme="minorHAnsi"/>
@@ -15937,7 +15060,6 @@
         </w:rPr>
         <w:t>oeverzone_v</w:t>
       </w:r>
-      <w:proofErr w:type="spellEnd"/>
       <w:r>
         <w:rPr>
           <w:rFonts w:asciiTheme="minorHAnsi" w:hAnsiTheme="minorHAnsi"/>
@@ -15946,7 +15068,6 @@
         </w:rPr>
         <w:t xml:space="preserve">, worden zij daarnaast conform de NEN 27674decompositie geregistreerd in de tabel </w:t>
       </w:r>
-      <w:proofErr w:type="spellStart"/>
       <w:r>
         <w:rPr>
           <w:rFonts w:asciiTheme="minorHAnsi" w:hAnsiTheme="minorHAnsi"/>
@@ -15956,7 +15077,6 @@
         </w:rPr>
         <w:t>oeverelement_tbl</w:t>
       </w:r>
-      <w:proofErr w:type="spellEnd"/>
       <w:r>
         <w:rPr>
           <w:rFonts w:asciiTheme="minorHAnsi" w:hAnsiTheme="minorHAnsi"/>
@@ -15989,7 +15109,6 @@
         </w:rPr>
         <w:t xml:space="preserve">Scheidende constructies met een breedte groter dan 30 cm worden vastgelegd als vlakobject, zoals </w:t>
       </w:r>
-      <w:proofErr w:type="spellStart"/>
       <w:r>
         <w:rPr>
           <w:rFonts w:asciiTheme="minorHAnsi" w:hAnsiTheme="minorHAnsi"/>
@@ -15999,7 +15118,6 @@
         </w:rPr>
         <w:t>muur_v</w:t>
       </w:r>
-      <w:proofErr w:type="spellEnd"/>
       <w:r>
         <w:rPr>
           <w:rFonts w:asciiTheme="minorHAnsi" w:hAnsiTheme="minorHAnsi"/>
@@ -16008,7 +15126,6 @@
         </w:rPr>
         <w:t xml:space="preserve"> of </w:t>
       </w:r>
-      <w:proofErr w:type="spellStart"/>
       <w:r>
         <w:rPr>
           <w:rFonts w:asciiTheme="minorHAnsi" w:hAnsiTheme="minorHAnsi"/>
@@ -16018,7 +15135,6 @@
         </w:rPr>
         <w:t>haag_v</w:t>
       </w:r>
-      <w:proofErr w:type="spellEnd"/>
       <w:r>
         <w:rPr>
           <w:rFonts w:asciiTheme="minorHAnsi" w:hAnsiTheme="minorHAnsi"/>
@@ -16049,25 +15165,7 @@
           <w:sz w:val="24"/>
           <w:szCs w:val="24"/>
         </w:rPr>
-        <w:t xml:space="preserve">In Areaaldata worden banden, </w:t>
-      </w:r>
-      <w:proofErr w:type="spellStart"/>
-      <w:r>
-        <w:rPr>
-          <w:rFonts w:asciiTheme="minorHAnsi" w:hAnsiTheme="minorHAnsi"/>
-          <w:sz w:val="24"/>
-          <w:szCs w:val="24"/>
-        </w:rPr>
-        <w:t>molgoten</w:t>
-      </w:r>
-      <w:proofErr w:type="spellEnd"/>
-      <w:r>
-        <w:rPr>
-          <w:rFonts w:asciiTheme="minorHAnsi" w:hAnsiTheme="minorHAnsi"/>
-          <w:sz w:val="24"/>
-          <w:szCs w:val="24"/>
-        </w:rPr>
-        <w:t xml:space="preserve"> en lijngoten vastgelegd als lijnobjecten langs de rand van het bijbehorende verhardingsobject. Het verhardingsvlak wordt daarbij zodanig ingetekend dat het deze lijnobjecten volledig omvat</w:t>
+        <w:t>In Areaaldata worden banden, molgoten en lijngoten vastgelegd als lijnobjecten langs de rand van het bijbehorende verhardingsobject. Het verhardingsvlak wordt daarbij zodanig ingetekend dat het deze lijnobjecten volledig omvat</w:t>
       </w:r>
       <w:bookmarkStart w:id="93" w:name="_Toc117166862"/>
       <w:bookmarkStart w:id="94" w:name="_Toc117168077"/>
@@ -16467,18 +15565,8 @@
           <w:sz w:val="24"/>
           <w:szCs w:val="24"/>
         </w:rPr>
-        <w:t xml:space="preserve">Een export van de </w:t>
-      </w:r>
-      <w:proofErr w:type="spellStart"/>
-      <w:r>
-        <w:rPr>
-          <w:rFonts w:asciiTheme="minorHAnsi" w:hAnsiTheme="minorHAnsi"/>
-          <w:sz w:val="24"/>
-          <w:szCs w:val="24"/>
-        </w:rPr>
-        <w:t>areaaldata</w:t>
-      </w:r>
-      <w:proofErr w:type="spellEnd"/>
+        <w:t>Een export van de areaaldata</w:t>
+      </w:r>
       <w:r>
         <w:rPr>
           <w:rFonts w:asciiTheme="minorHAnsi" w:hAnsiTheme="minorHAnsi"/>
@@ -16493,18 +15581,8 @@
           <w:sz w:val="24"/>
           <w:szCs w:val="24"/>
         </w:rPr>
-        <w:t xml:space="preserve">database in ESRI File </w:t>
-      </w:r>
-      <w:proofErr w:type="spellStart"/>
-      <w:r>
-        <w:rPr>
-          <w:rFonts w:asciiTheme="minorHAnsi" w:hAnsiTheme="minorHAnsi"/>
-          <w:sz w:val="24"/>
-          <w:szCs w:val="24"/>
-        </w:rPr>
-        <w:t>Geodatabase</w:t>
-      </w:r>
-      <w:proofErr w:type="spellEnd"/>
+        <w:t>database in ESRI File Geodatabase</w:t>
+      </w:r>
       <w:r>
         <w:rPr>
           <w:rFonts w:asciiTheme="minorHAnsi" w:hAnsiTheme="minorHAnsi"/>
@@ -16616,13 +15694,8 @@
         <w:t>-</w:t>
       </w:r>
       <w:r>
-        <w:t xml:space="preserve">database in File </w:t>
-      </w:r>
-      <w:proofErr w:type="spellStart"/>
-      <w:r>
-        <w:t>Geodatabase</w:t>
-      </w:r>
-      <w:proofErr w:type="spellEnd"/>
+        <w:t>database in File Geodatabase</w:t>
+      </w:r>
       <w:r>
         <w:t>-</w:t>
       </w:r>
@@ -16630,15 +15703,7 @@
         <w:t xml:space="preserve">formaat kan </w:t>
       </w:r>
       <w:r>
-        <w:t xml:space="preserve">worden </w:t>
-      </w:r>
-      <w:proofErr w:type="spellStart"/>
-      <w:r>
-        <w:t>aangevraag</w:t>
-      </w:r>
-      <w:proofErr w:type="spellEnd"/>
-      <w:r>
-        <w:t xml:space="preserve"> v</w:t>
+        <w:t>worden aangevraag v</w:t>
       </w:r>
       <w:r>
         <w:t xml:space="preserve">ia </w:t>
@@ -16878,15 +15943,7 @@
         <w:t>tool</w:t>
       </w:r>
       <w:r>
-        <w:t xml:space="preserve"> (</w:t>
-      </w:r>
-      <w:proofErr w:type="spellStart"/>
-      <w:r>
-        <w:t>Dalect</w:t>
-      </w:r>
-      <w:proofErr w:type="spellEnd"/>
-      <w:r>
-        <w:t>)</w:t>
+        <w:t xml:space="preserve"> (Dalect)</w:t>
       </w:r>
       <w:r>
         <w:t xml:space="preserve"> ontwikkeld waarmee dataleveringen kunnen worden getoetst op kwaliteit. Deze tool wordt online beschikbaar gesteld. Voor het gebruik van de tool dient de opdrachtnemer te beschikken over FME</w:t>
@@ -17046,43 +16103,7 @@
           <w:sz w:val="24"/>
           <w:szCs w:val="24"/>
         </w:rPr>
-        <w:t xml:space="preserve">en ESRI File </w:t>
-      </w:r>
-      <w:proofErr w:type="spellStart"/>
-      <w:r>
-        <w:rPr>
-          <w:rFonts w:asciiTheme="minorHAnsi" w:hAnsiTheme="minorHAnsi"/>
-          <w:sz w:val="24"/>
-          <w:szCs w:val="24"/>
-        </w:rPr>
-        <w:t>Geodatabase</w:t>
-      </w:r>
-      <w:proofErr w:type="spellEnd"/>
-      <w:r>
-        <w:rPr>
-          <w:rFonts w:asciiTheme="minorHAnsi" w:hAnsiTheme="minorHAnsi"/>
-          <w:sz w:val="24"/>
-          <w:szCs w:val="24"/>
-        </w:rPr>
-        <w:t xml:space="preserve"> met de complete levering, inclusief vervallen records. Het </w:t>
-      </w:r>
-      <w:proofErr w:type="spellStart"/>
-      <w:r>
-        <w:rPr>
-          <w:rFonts w:asciiTheme="minorHAnsi" w:hAnsiTheme="minorHAnsi"/>
-          <w:sz w:val="24"/>
-          <w:szCs w:val="24"/>
-        </w:rPr>
-        <w:t>teruggeleverde</w:t>
-      </w:r>
-      <w:proofErr w:type="spellEnd"/>
-      <w:r>
-        <w:rPr>
-          <w:rFonts w:asciiTheme="minorHAnsi" w:hAnsiTheme="minorHAnsi"/>
-          <w:sz w:val="24"/>
-          <w:szCs w:val="24"/>
-        </w:rPr>
-        <w:t xml:space="preserve"> bestand heeft dezelfde bestandsnaam als de door de provincie aangeleverde export, waarbij uitsluitend de datum in de bestandsnaam wordt aangepast naar de datum van levering</w:t>
+        <w:t>en ESRI File Geodatabase met de complete levering, inclusief vervallen records. Het teruggeleverde bestand heeft dezelfde bestandsnaam als de door de provincie aangeleverde export, waarbij uitsluitend de datum in de bestandsnaam wordt aangepast naar de datum van levering</w:t>
       </w:r>
       <w:r>
         <w:rPr>
@@ -17132,23 +16153,13 @@
         </w:rPr>
         <w:t>-</w:t>
       </w:r>
-      <w:proofErr w:type="spellStart"/>
-      <w:r>
-        <w:rPr>
-          <w:rFonts w:asciiTheme="minorHAnsi" w:hAnsiTheme="minorHAnsi"/>
-          <w:sz w:val="24"/>
-          <w:szCs w:val="24"/>
-        </w:rPr>
-        <w:t>builttekeningen</w:t>
-      </w:r>
-      <w:proofErr w:type="spellEnd"/>
-      <w:r>
-        <w:rPr>
-          <w:rFonts w:asciiTheme="minorHAnsi" w:hAnsiTheme="minorHAnsi"/>
-          <w:sz w:val="24"/>
-          <w:szCs w:val="24"/>
-        </w:rPr>
-        <w:t>.</w:t>
+      <w:r>
+        <w:rPr>
+          <w:rFonts w:asciiTheme="minorHAnsi" w:hAnsiTheme="minorHAnsi"/>
+          <w:sz w:val="24"/>
+          <w:szCs w:val="24"/>
+        </w:rPr>
+        <w:t>builttekeningen.</w:t>
       </w:r>
     </w:p>
     <w:p>
@@ -17321,14 +16332,12 @@
       <w:r>
         <w:t xml:space="preserve">de </w:t>
       </w:r>
-      <w:proofErr w:type="spellStart"/>
       <w:r>
         <w:t>geo</w:t>
       </w:r>
       <w:r>
         <w:t>dataspecialisten</w:t>
       </w:r>
-      <w:proofErr w:type="spellEnd"/>
       <w:r>
         <w:t xml:space="preserve"> </w:t>
       </w:r>
@@ -17387,15 +16396,7 @@
     </w:p>
     <w:p>
       <w:r>
-        <w:t xml:space="preserve">De levering wordt door de </w:t>
-      </w:r>
-      <w:proofErr w:type="spellStart"/>
-      <w:r>
-        <w:t>geodataspecialist</w:t>
-      </w:r>
-      <w:proofErr w:type="spellEnd"/>
-      <w:r>
-        <w:t xml:space="preserve"> gecontroleerd op de aanwezigheid en volledigheid van alle gevraagde </w:t>
+        <w:t xml:space="preserve">De levering wordt door de geodataspecialist gecontroleerd op de aanwezigheid en volledigheid van alle gevraagde </w:t>
       </w:r>
       <w:r>
         <w:t>gegevens</w:t>
@@ -17472,25 +16473,7 @@
           <w:sz w:val="24"/>
           <w:szCs w:val="24"/>
         </w:rPr>
-        <w:t xml:space="preserve">De levering </w:t>
-      </w:r>
-      <w:proofErr w:type="spellStart"/>
-      <w:r>
-        <w:rPr>
-          <w:rFonts w:asciiTheme="minorHAnsi" w:hAnsiTheme="minorHAnsi"/>
-          <w:sz w:val="24"/>
-          <w:szCs w:val="24"/>
-        </w:rPr>
-        <w:t>bestandstechnisch</w:t>
-      </w:r>
-      <w:proofErr w:type="spellEnd"/>
-      <w:r>
-        <w:rPr>
-          <w:rFonts w:asciiTheme="minorHAnsi" w:hAnsiTheme="minorHAnsi"/>
-          <w:sz w:val="24"/>
-          <w:szCs w:val="24"/>
-        </w:rPr>
-        <w:t xml:space="preserve"> niet correct is</w:t>
+        <w:t>De levering bestandstechnisch niet correct is</w:t>
       </w:r>
       <w:r>
         <w:rPr>
@@ -17582,16 +16565,7 @@
           <w:sz w:val="24"/>
           <w:szCs w:val="24"/>
         </w:rPr>
-        <w:t xml:space="preserve">Onjuist gebruik van </w:t>
-      </w:r>
-      <w:proofErr w:type="spellStart"/>
-      <w:r>
-        <w:rPr>
-          <w:rFonts w:asciiTheme="minorHAnsi" w:hAnsiTheme="minorHAnsi"/>
-          <w:sz w:val="24"/>
-          <w:szCs w:val="24"/>
-        </w:rPr>
-        <w:t>verwerkingsstatus</w:t>
+        <w:t>Onjuist gebruik van verwerkingsstatus</w:t>
       </w:r>
       <w:r>
         <w:rPr>
@@ -17601,7 +16575,6 @@
         </w:rPr>
         <w:t>sen</w:t>
       </w:r>
-      <w:proofErr w:type="spellEnd"/>
       <w:r>
         <w:rPr>
           <w:rFonts w:asciiTheme="minorHAnsi" w:hAnsiTheme="minorHAnsi"/>
@@ -17680,15 +16653,7 @@
         <w:t xml:space="preserve"> </w:t>
       </w:r>
       <w:r>
-        <w:t xml:space="preserve">steekproefsgewijs kwaliteitscontroles uit die zijn gericht op de onderdelen en normen zoals opgenomen in deze productspecificatie. Daarnaast wordt de </w:t>
-      </w:r>
-      <w:proofErr w:type="spellStart"/>
-      <w:r>
-        <w:t>Dataleveringscontroletool</w:t>
-      </w:r>
-      <w:proofErr w:type="spellEnd"/>
-      <w:r>
-        <w:t xml:space="preserve"> toegepast, waarmee scriptmatig wordt gecontroleerd of wordt voldaan aan producteisen die automatisch toetsbaar zijn, zoals eisen aan bestandsopbouw en topologie.</w:t>
+        <w:t>steekproefsgewijs kwaliteitscontroles uit die zijn gericht op de onderdelen en normen zoals opgenomen in deze productspecificatie. Daarnaast wordt de Dataleveringscontroletool toegepast, waarmee scriptmatig wordt gecontroleerd of wordt voldaan aan producteisen die automatisch toetsbaar zijn, zoals eisen aan bestandsopbouw en topologie.</w:t>
       </w:r>
     </w:p>
     <w:p>
@@ -17701,31 +16666,7 @@
     </w:p>
     <w:p>
       <w:r>
-        <w:t xml:space="preserve">De provincie rapporteert de resultaten van de toetsen aan de hand van vaste </w:t>
-      </w:r>
-      <w:proofErr w:type="spellStart"/>
-      <w:r>
-        <w:t>toetsvragen</w:t>
-      </w:r>
-      <w:proofErr w:type="spellEnd"/>
-      <w:r>
-        <w:t xml:space="preserve">. Deze </w:t>
-      </w:r>
-      <w:proofErr w:type="spellStart"/>
-      <w:r>
-        <w:t>toetsvragen</w:t>
-      </w:r>
-      <w:proofErr w:type="spellEnd"/>
-      <w:r>
-        <w:t xml:space="preserve"> zijn opgenomen in het sjabloon voor het </w:t>
-      </w:r>
-      <w:proofErr w:type="spellStart"/>
-      <w:r>
-        <w:t>toetsrapport</w:t>
-      </w:r>
-      <w:proofErr w:type="spellEnd"/>
-      <w:r>
-        <w:t xml:space="preserve"> dat beschikbaar is op de website van de provincie.</w:t>
+        <w:t>De provincie rapporteert de resultaten van de toetsen aan de hand van vaste toetsvragen. Deze toetsvragen zijn opgenomen in het sjabloon voor het toetsrapport dat beschikbaar is op de website van de provincie.</w:t>
       </w:r>
     </w:p>
     <w:p>
@@ -17759,23 +16700,7 @@
         <w:t>honderd procent</w:t>
       </w:r>
       <w:r>
-        <w:t xml:space="preserve"> correct te zijn. Indien een levering wordt afgekeurd, controleert en corrigeert de opdrachtnemer het volledige eindproduct zodanig dat alsnog aan alle gestelde eisen wordt voldaan. De bevindingen die zijn opgenomen in het </w:t>
-      </w:r>
-      <w:proofErr w:type="spellStart"/>
-      <w:r>
-        <w:t>toetsrapport</w:t>
-      </w:r>
-      <w:proofErr w:type="spellEnd"/>
-      <w:r>
-        <w:t xml:space="preserve"> zijn gebaseerd op steekproeven. De opdrachtnemer draagt er zorg voor dat niet alleen de in het </w:t>
-      </w:r>
-      <w:proofErr w:type="spellStart"/>
-      <w:r>
-        <w:t>toetsrapport</w:t>
-      </w:r>
-      <w:proofErr w:type="spellEnd"/>
-      <w:r>
-        <w:t xml:space="preserve"> benoemde voorbeelden worden hersteld, maar dat eventuele fouten in de gehele datalevering worden gecorrigeerd.</w:t>
+        <w:t xml:space="preserve"> correct te zijn. Indien een levering wordt afgekeurd, controleert en corrigeert de opdrachtnemer het volledige eindproduct zodanig dat alsnog aan alle gestelde eisen wordt voldaan. De bevindingen die zijn opgenomen in het toetsrapport zijn gebaseerd op steekproeven. De opdrachtnemer draagt er zorg voor dat niet alleen de in het toetsrapport benoemde voorbeelden worden hersteld, maar dat eventuele fouten in de gehele datalevering worden gecorrigeerd.</w:t>
       </w:r>
     </w:p>
     <w:p>
@@ -18334,7 +17259,6 @@
           <w:szCs w:val="24"/>
         </w:rPr>
       </w:pPr>
-      <w:proofErr w:type="spellStart"/>
       <w:r>
         <w:rPr>
           <w:rFonts w:asciiTheme="minorHAnsi" w:hAnsiTheme="minorHAnsi"/>
@@ -18343,44 +17267,15 @@
           <w:sz w:val="24"/>
           <w:szCs w:val="24"/>
         </w:rPr>
-        <w:t>Herlevering</w:t>
-      </w:r>
-      <w:proofErr w:type="spellEnd"/>
-      <w:r>
-        <w:rPr>
-          <w:rFonts w:asciiTheme="minorHAnsi" w:hAnsiTheme="minorHAnsi"/>
-          <w:b/>
-          <w:bCs/>
-          <w:sz w:val="24"/>
-          <w:szCs w:val="24"/>
-        </w:rPr>
-        <w:t xml:space="preserve"> (indien van toepassing): </w:t>
-      </w:r>
-      <w:r>
-        <w:rPr>
-          <w:rFonts w:asciiTheme="minorHAnsi" w:hAnsiTheme="minorHAnsi"/>
-          <w:sz w:val="24"/>
-          <w:szCs w:val="24"/>
-        </w:rPr>
-        <w:t xml:space="preserve">In geval van een </w:t>
-      </w:r>
-      <w:proofErr w:type="spellStart"/>
-      <w:r>
-        <w:rPr>
-          <w:rFonts w:asciiTheme="minorHAnsi" w:hAnsiTheme="minorHAnsi"/>
-          <w:sz w:val="24"/>
-          <w:szCs w:val="24"/>
-        </w:rPr>
-        <w:t>herlevering</w:t>
-      </w:r>
-      <w:proofErr w:type="spellEnd"/>
-      <w:r>
-        <w:rPr>
-          <w:rFonts w:asciiTheme="minorHAnsi" w:hAnsiTheme="minorHAnsi"/>
-          <w:sz w:val="24"/>
-          <w:szCs w:val="24"/>
-        </w:rPr>
-        <w:t xml:space="preserve"> een overzicht van de door de opdrachtgever geconstateerde bevindingen met betrekking tot de voorgaande levering, inclusief de afhandeling daarvan, bestaande uit:</w:t>
+        <w:t xml:space="preserve">Herlevering (indien van toepassing): </w:t>
+      </w:r>
+      <w:r>
+        <w:rPr>
+          <w:rFonts w:asciiTheme="minorHAnsi" w:hAnsiTheme="minorHAnsi"/>
+          <w:sz w:val="24"/>
+          <w:szCs w:val="24"/>
+        </w:rPr>
+        <w:t>In geval van een herlevering een overzicht van de door de opdrachtgever geconstateerde bevindingen met betrekking tot de voorgaande levering, inclusief de afhandeling daarvan, bestaande uit:</w:t>
       </w:r>
     </w:p>
     <w:p>
@@ -29300,6 +28195,38 @@
       </t:Event>
     </t:History>
   </t:Task>
+  <t:Task id="{921872F1-C636-4F2B-AB18-AC8B92FACA73}">
+    <t:Anchor>
+      <t:Comment id="1440051386"/>
+    </t:Anchor>
+    <t:History>
+      <t:Event id="{F33CEF2A-3728-4E79-BDA5-AC405A6050DF}" time="2026-04-09T07:49:00.293Z">
+        <t:Attribution userId="S::houti@noord-holland.nl::e1d5a8f3-8937-4502-a05a-31103bbf301f" userProvider="AD" userName="Ingrid van Hout"/>
+        <t:Anchor>
+          <t:Comment id="1440051386"/>
+        </t:Anchor>
+        <t:Create/>
+      </t:Event>
+      <t:Event id="{C7FE2B94-AD6C-4D0A-ACC4-8D6893DF5252}" time="2026-04-09T07:49:00.293Z">
+        <t:Attribution userId="S::houti@noord-holland.nl::e1d5a8f3-8937-4502-a05a-31103bbf301f" userProvider="AD" userName="Ingrid van Hout"/>
+        <t:Anchor>
+          <t:Comment id="1440051386"/>
+        </t:Anchor>
+        <t:Assign userId="S::burenm@noord-holland.nl::7f923f42-3a9b-4480-abc8-cc98d1a86c6d" userProvider="AD" userName="Matthijs van Buren"/>
+      </t:Event>
+      <t:Event id="{28BA9643-B130-4E79-B861-2FCACBF88409}" time="2026-04-09T07:49:00.293Z">
+        <t:Attribution userId="S::houti@noord-holland.nl::e1d5a8f3-8937-4502-a05a-31103bbf301f" userProvider="AD" userName="Ingrid van Hout"/>
+        <t:Anchor>
+          <t:Comment id="1440051386"/>
+        </t:Anchor>
+        <t:SetTitle title="@Matthijs van Buren Deze moet nog geactualiseerd worden want de pagina's komen niet overeen met de werkelijke pagina's"/>
+      </t:Event>
+      <t:Event id="{A782113F-3EB8-4804-98A1-64E418A50A35}" time="2026-04-21T07:09:43.026Z">
+        <t:Attribution userId="S::burenm@noord-holland.nl::7f923f42-3a9b-4480-abc8-cc98d1a86c6d" userProvider="AD" userName="Matthijs van Buren"/>
+        <t:Progress percentComplete="100"/>
+      </t:Event>
+    </t:History>
+  </t:Task>
   <t:Task id="{84010B42-FEFA-4A6C-8FCF-6750846C1E3F}">
     <t:Anchor>
       <t:Comment id="1342313316"/>
@@ -29327,38 +28254,6 @@
         <t:SetTitle title="@Matthijs van Buren ook of daarnaast nog toevoegen. Ze worden namelijk als duiker_l of duiker_v vastgelegd en als duiker_p"/>
       </t:Event>
       <t:Event id="{50AB62BC-5A63-42FA-89E8-6F6644AE024F}" time="2026-04-21T07:12:36.089Z">
-        <t:Attribution userId="S::burenm@noord-holland.nl::7f923f42-3a9b-4480-abc8-cc98d1a86c6d" userProvider="AD" userName="Matthijs van Buren"/>
-        <t:Progress percentComplete="100"/>
-      </t:Event>
-    </t:History>
-  </t:Task>
-  <t:Task id="{921872F1-C636-4F2B-AB18-AC8B92FACA73}">
-    <t:Anchor>
-      <t:Comment id="1440051386"/>
-    </t:Anchor>
-    <t:History>
-      <t:Event id="{F33CEF2A-3728-4E79-BDA5-AC405A6050DF}" time="2026-04-09T07:49:00.293Z">
-        <t:Attribution userId="S::houti@noord-holland.nl::e1d5a8f3-8937-4502-a05a-31103bbf301f" userProvider="AD" userName="Ingrid van Hout"/>
-        <t:Anchor>
-          <t:Comment id="1440051386"/>
-        </t:Anchor>
-        <t:Create/>
-      </t:Event>
-      <t:Event id="{C7FE2B94-AD6C-4D0A-ACC4-8D6893DF5252}" time="2026-04-09T07:49:00.293Z">
-        <t:Attribution userId="S::houti@noord-holland.nl::e1d5a8f3-8937-4502-a05a-31103bbf301f" userProvider="AD" userName="Ingrid van Hout"/>
-        <t:Anchor>
-          <t:Comment id="1440051386"/>
-        </t:Anchor>
-        <t:Assign userId="S::burenm@noord-holland.nl::7f923f42-3a9b-4480-abc8-cc98d1a86c6d" userProvider="AD" userName="Matthijs van Buren"/>
-      </t:Event>
-      <t:Event id="{28BA9643-B130-4E79-B861-2FCACBF88409}" time="2026-04-09T07:49:00.293Z">
-        <t:Attribution userId="S::houti@noord-holland.nl::e1d5a8f3-8937-4502-a05a-31103bbf301f" userProvider="AD" userName="Ingrid van Hout"/>
-        <t:Anchor>
-          <t:Comment id="1440051386"/>
-        </t:Anchor>
-        <t:SetTitle title="@Matthijs van Buren Deze moet nog geactualiseerd worden want de pagina's komen niet overeen met de werkelijke pagina's"/>
-      </t:Event>
-      <t:Event id="{A782113F-3EB8-4804-98A1-64E418A50A35}" time="2026-04-21T07:09:43.026Z">
         <t:Attribution userId="S::burenm@noord-holland.nl::7f923f42-3a9b-4480-abc8-cc98d1a86c6d" userProvider="AD" userName="Matthijs van Buren"/>
         <t:Progress percentComplete="100"/>
       </t:Event>
@@ -29629,6 +28524,56 @@
 </file>
 
 <file path=customXml/item1.xml><?xml version="1.0" encoding="utf-8"?>
+<?mso-contentType ?>
+<spe:Receivers xmlns:spe="http://schemas.microsoft.com/sharepoint/events">
+  <Receiver>
+    <Name>Document ID Generator</Name>
+    <Synchronization>Synchronous</Synchronization>
+    <Type>10001</Type>
+    <SequenceNumber>1000</SequenceNumber>
+    <Url/>
+    <Assembly>Microsoft.Office.DocumentManagement, Version=16.0.0.0, Culture=neutral, PublicKeyToken=71e9bce111e9429c</Assembly>
+    <Class>Microsoft.Office.DocumentManagement.Internal.DocIdHandler</Class>
+    <Data/>
+    <Filter/>
+  </Receiver>
+  <Receiver>
+    <Name>Document ID Generator</Name>
+    <Synchronization>Synchronous</Synchronization>
+    <Type>10002</Type>
+    <SequenceNumber>1001</SequenceNumber>
+    <Url/>
+    <Assembly>Microsoft.Office.DocumentManagement, Version=16.0.0.0, Culture=neutral, PublicKeyToken=71e9bce111e9429c</Assembly>
+    <Class>Microsoft.Office.DocumentManagement.Internal.DocIdHandler</Class>
+    <Data/>
+    <Filter/>
+  </Receiver>
+  <Receiver>
+    <Name>Document ID Generator</Name>
+    <Synchronization>Synchronous</Synchronization>
+    <Type>10004</Type>
+    <SequenceNumber>1002</SequenceNumber>
+    <Url/>
+    <Assembly>Microsoft.Office.DocumentManagement, Version=16.0.0.0, Culture=neutral, PublicKeyToken=71e9bce111e9429c</Assembly>
+    <Class>Microsoft.Office.DocumentManagement.Internal.DocIdHandler</Class>
+    <Data/>
+    <Filter/>
+  </Receiver>
+  <Receiver>
+    <Name>Document ID Generator</Name>
+    <Synchronization>Synchronous</Synchronization>
+    <Type>10006</Type>
+    <SequenceNumber>1003</SequenceNumber>
+    <Url/>
+    <Assembly>Microsoft.Office.DocumentManagement, Version=16.0.0.0, Culture=neutral, PublicKeyToken=71e9bce111e9429c</Assembly>
+    <Class>Microsoft.Office.DocumentManagement.Internal.DocIdHandler</Class>
+    <Data/>
+    <Filter/>
+  </Receiver>
+</spe:Receivers>
+</file>
+
+<file path=customXml/item2.xml><?xml version="1.0" encoding="utf-8"?>
 <ct:contentTypeSchema xmlns:ct="http://schemas.microsoft.com/office/2006/metadata/contentType" xmlns:ma="http://schemas.microsoft.com/office/2006/metadata/properties/metaAttributes" ct:_="" ma:_="" ma:contentTypeName="Word bestand" ma:contentTypeID="0x0101006261D5E71047644AB60DEC2636D6DD7300FFC26B448E746B41B5A8C8BE8BEA6F77" ma:contentTypeVersion="468" ma:contentTypeDescription="" ma:contentTypeScope="" ma:versionID="124c0967c9350cefdc7c4a7f025305e7">
   <xsd:schema xmlns:xsd="http://www.w3.org/2001/XMLSchema" xmlns:xs="http://www.w3.org/2001/XMLSchema" xmlns:p="http://schemas.microsoft.com/office/2006/metadata/properties" xmlns:ns1="http://schemas.microsoft.com/sharepoint/v3" xmlns:ns2="b651a5c8-18d1-4676-949b-b33c2c763b6d" xmlns:ns3="c82b6fc5-cb4b-49ce-9392-588340e87e0a" xmlns:ns4="6daa60e2-bd58-4dcb-97ac-d16bd0a0cc7d" xmlns:ns5="d7a187d9-a854-4467-9103-8adc49ee9a7f" targetNamespace="http://schemas.microsoft.com/office/2006/metadata/properties" ma:root="true" ma:fieldsID="545a15f20e7997f01ec3fd1bb787eb25" ns1:_="" ns2:_="" ns3:_="" ns4:_="" ns5:_="">
     <xsd:import namespace="http://schemas.microsoft.com/sharepoint/v3"/>
@@ -30316,71 +29261,7 @@
 </ct:contentTypeSchema>
 </file>
 
-<file path=customXml/item2.xml><?xml version="1.0" encoding="utf-8"?>
-<?mso-contentType ?>
-<spe:Receivers xmlns:spe="http://schemas.microsoft.com/sharepoint/events">
-  <Receiver>
-    <Name>Document ID Generator</Name>
-    <Synchronization>Synchronous</Synchronization>
-    <Type>10001</Type>
-    <SequenceNumber>1000</SequenceNumber>
-    <Url/>
-    <Assembly>Microsoft.Office.DocumentManagement, Version=16.0.0.0, Culture=neutral, PublicKeyToken=71e9bce111e9429c</Assembly>
-    <Class>Microsoft.Office.DocumentManagement.Internal.DocIdHandler</Class>
-    <Data/>
-    <Filter/>
-  </Receiver>
-  <Receiver>
-    <Name>Document ID Generator</Name>
-    <Synchronization>Synchronous</Synchronization>
-    <Type>10002</Type>
-    <SequenceNumber>1001</SequenceNumber>
-    <Url/>
-    <Assembly>Microsoft.Office.DocumentManagement, Version=16.0.0.0, Culture=neutral, PublicKeyToken=71e9bce111e9429c</Assembly>
-    <Class>Microsoft.Office.DocumentManagement.Internal.DocIdHandler</Class>
-    <Data/>
-    <Filter/>
-  </Receiver>
-  <Receiver>
-    <Name>Document ID Generator</Name>
-    <Synchronization>Synchronous</Synchronization>
-    <Type>10004</Type>
-    <SequenceNumber>1002</SequenceNumber>
-    <Url/>
-    <Assembly>Microsoft.Office.DocumentManagement, Version=16.0.0.0, Culture=neutral, PublicKeyToken=71e9bce111e9429c</Assembly>
-    <Class>Microsoft.Office.DocumentManagement.Internal.DocIdHandler</Class>
-    <Data/>
-    <Filter/>
-  </Receiver>
-  <Receiver>
-    <Name>Document ID Generator</Name>
-    <Synchronization>Synchronous</Synchronization>
-    <Type>10006</Type>
-    <SequenceNumber>1003</SequenceNumber>
-    <Url/>
-    <Assembly>Microsoft.Office.DocumentManagement, Version=16.0.0.0, Culture=neutral, PublicKeyToken=71e9bce111e9429c</Assembly>
-    <Class>Microsoft.Office.DocumentManagement.Internal.DocIdHandler</Class>
-    <Data/>
-    <Filter/>
-  </Receiver>
-</spe:Receivers>
-</file>
-
 <file path=customXml/item3.xml><?xml version="1.0" encoding="utf-8"?>
-<?mso-contentType ?>
-<SharedContentType xmlns="Microsoft.SharePoint.Taxonomy.ContentTypeSync" SourceId="2137f917-9df2-4fce-b447-1341bd3a5c8c" ContentTypeId="0x0101006261D5E71047644AB60DEC2636D6DD73" PreviousValue="false"/>
-</file>
-
-<file path=customXml/item4.xml><?xml version="1.0" encoding="utf-8"?>
-<?mso-contentType ?>
-<FormTemplates xmlns="http://schemas.microsoft.com/sharepoint/v3/contenttype/forms">
-  <Display>DocumentLibraryForm</Display>
-  <Edit>DocumentLibraryForm</Edit>
-  <New>DocumentLibraryForm</New>
-</FormTemplates>
-</file>
-
-<file path=customXml/item5.xml><?xml version="1.0" encoding="utf-8"?>
 <p:properties xmlns:p="http://schemas.microsoft.com/office/2006/metadata/properties" xmlns:xsi="http://www.w3.org/2001/XMLSchema-instance" xmlns:pc="http://schemas.microsoft.com/office/infopath/2007/PartnerControls">
   <documentManagement>
     <_dlc_DocId xmlns="d7a187d9-a854-4467-9103-8adc49ee9a7f">KZRE3WPWFNA2-606149010-8058</_dlc_DocId>
@@ -30467,7 +29348,29 @@
 </p:properties>
 </file>
 
+<file path=customXml/item4.xml><?xml version="1.0" encoding="utf-8"?>
+<?mso-contentType ?>
+<FormTemplates xmlns="http://schemas.microsoft.com/sharepoint/v3/contenttype/forms">
+  <Display>DocumentLibraryForm</Display>
+  <Edit>DocumentLibraryForm</Edit>
+  <New>DocumentLibraryForm</New>
+</FormTemplates>
+</file>
+
+<file path=customXml/item5.xml><?xml version="1.0" encoding="utf-8"?>
+<?mso-contentType ?>
+<SharedContentType xmlns="Microsoft.SharePoint.Taxonomy.ContentTypeSync" SourceId="2137f917-9df2-4fce-b447-1341bd3a5c8c" ContentTypeId="0x0101006261D5E71047644AB60DEC2636D6DD73" PreviousValue="false"/>
+</file>
+
 <file path=customXml/itemProps1.xml><?xml version="1.0" encoding="utf-8"?>
+<ds:datastoreItem xmlns:ds="http://schemas.openxmlformats.org/officeDocument/2006/customXml" ds:itemID="{44747F3C-7606-4BB9-B78D-0F665C4C7887}">
+  <ds:schemaRefs>
+    <ds:schemaRef ds:uri="http://schemas.microsoft.com/sharepoint/events"/>
+  </ds:schemaRefs>
+</ds:datastoreItem>
+</file>
+
+<file path=customXml/itemProps2.xml><?xml version="1.0" encoding="utf-8"?>
 <ds:datastoreItem xmlns:ds="http://schemas.openxmlformats.org/officeDocument/2006/customXml" ds:itemID="{AC60C887-2026-4FFD-A3E4-F35FB439FF50}">
   <ds:schemaRefs>
     <ds:schemaRef ds:uri="http://schemas.microsoft.com/office/2006/metadata/contentType"/>
@@ -30489,18 +29392,14 @@
 </ds:datastoreItem>
 </file>
 
-<file path=customXml/itemProps2.xml><?xml version="1.0" encoding="utf-8"?>
-<ds:datastoreItem xmlns:ds="http://schemas.openxmlformats.org/officeDocument/2006/customXml" ds:itemID="{44747F3C-7606-4BB9-B78D-0F665C4C7887}">
+<file path=customXml/itemProps3.xml><?xml version="1.0" encoding="utf-8"?>
+<ds:datastoreItem xmlns:ds="http://schemas.openxmlformats.org/officeDocument/2006/customXml" ds:itemID="{558520CF-0596-4358-8DB5-6B210D533C72}">
   <ds:schemaRefs>
-    <ds:schemaRef ds:uri="http://schemas.microsoft.com/sharepoint/events"/>
-  </ds:schemaRefs>
-</ds:datastoreItem>
-</file>
-
-<file path=customXml/itemProps3.xml><?xml version="1.0" encoding="utf-8"?>
-<ds:datastoreItem xmlns:ds="http://schemas.openxmlformats.org/officeDocument/2006/customXml" ds:itemID="{D4DCECC2-C47A-47EE-946A-CE3298E6281B}">
-  <ds:schemaRefs>
-    <ds:schemaRef ds:uri="Microsoft.SharePoint.Taxonomy.ContentTypeSync"/>
+    <ds:schemaRef ds:uri="http://schemas.microsoft.com/office/2006/metadata/properties"/>
+    <ds:schemaRef ds:uri="http://schemas.microsoft.com/office/infopath/2007/PartnerControls"/>
+    <ds:schemaRef ds:uri="d7a187d9-a854-4467-9103-8adc49ee9a7f"/>
+    <ds:schemaRef ds:uri="b651a5c8-18d1-4676-949b-b33c2c763b6d"/>
+    <ds:schemaRef ds:uri="c82b6fc5-cb4b-49ce-9392-588340e87e0a"/>
   </ds:schemaRefs>
 </ds:datastoreItem>
 </file>
@@ -30514,13 +29413,9 @@
 </file>
 
 <file path=customXml/itemProps5.xml><?xml version="1.0" encoding="utf-8"?>
-<ds:datastoreItem xmlns:ds="http://schemas.openxmlformats.org/officeDocument/2006/customXml" ds:itemID="{558520CF-0596-4358-8DB5-6B210D533C72}">
+<ds:datastoreItem xmlns:ds="http://schemas.openxmlformats.org/officeDocument/2006/customXml" ds:itemID="{D4DCECC2-C47A-47EE-946A-CE3298E6281B}">
   <ds:schemaRefs>
-    <ds:schemaRef ds:uri="http://schemas.microsoft.com/office/2006/metadata/properties"/>
-    <ds:schemaRef ds:uri="http://schemas.microsoft.com/office/infopath/2007/PartnerControls"/>
-    <ds:schemaRef ds:uri="d7a187d9-a854-4467-9103-8adc49ee9a7f"/>
-    <ds:schemaRef ds:uri="b651a5c8-18d1-4676-949b-b33c2c763b6d"/>
-    <ds:schemaRef ds:uri="c82b6fc5-cb4b-49ce-9392-588340e87e0a"/>
+    <ds:schemaRef ds:uri="Microsoft.SharePoint.Taxonomy.ContentTypeSync"/>
   </ds:schemaRefs>
 </ds:datastoreItem>
 </file>
